--- a/אביב תשפו תרגיל בית 1אקולוגי .docx
+++ b/אביב תשפו תרגיל בית 1אקולוגי .docx
@@ -1,6 +1,6 @@
 
 <file path=word/document.xml><?xml version="1.0" encoding="utf-8"?>
-<w:document xmlns:wpc="http://schemas.microsoft.com/office/word/2010/wordprocessingCanvas" xmlns:cx="http://schemas.microsoft.com/office/drawing/2014/chartex" xmlns:cx1="http://schemas.microsoft.com/office/drawing/2015/9/8/chartex" xmlns:cx2="http://schemas.microsoft.com/office/drawing/2015/10/21/chartex" xmlns:cx3="http://schemas.microsoft.com/office/drawing/2016/5/9/chartex" xmlns:cx4="http://schemas.microsoft.com/office/drawing/2016/5/10/chartex" xmlns:cx5="http://schemas.microsoft.com/office/drawing/2016/5/11/chartex" xmlns:cx6="http://schemas.microsoft.com/office/drawing/2016/5/12/chartex" xmlns:cx7="http://schemas.microsoft.com/office/drawing/2016/5/13/chartex" xmlns:cx8="http://schemas.microsoft.com/office/drawing/2016/5/14/chartex" xmlns:mc="http://schemas.openxmlformats.org/markup-compatibility/2006" xmlns:aink="http://schemas.microsoft.com/office/drawing/2016/ink" xmlns:am3d="http://schemas.microsoft.com/office/drawing/2017/model3d" xmlns:o="urn:schemas-microsoft-com:office:office" xmlns:oel="http://schemas.microsoft.com/office/2019/extlst" xmlns:r="http://schemas.openxmlformats.org/officeDocument/2006/relationships" xmlns:m="http://schemas.openxmlformats.org/officeDocument/2006/math" xmlns:v="urn:schemas-microsoft-com:vml" xmlns:wp14="http://schemas.microsoft.com/office/word/2010/wordprocessingDrawing" xmlns:wp="http://schemas.openxmlformats.org/drawingml/2006/wordprocessingDrawing" xmlns:w10="urn:schemas-microsoft-com:office:word" xmlns:w="http://schemas.openxmlformats.org/wordprocessingml/2006/main" xmlns:w14="http://schemas.microsoft.com/office/word/2010/wordml" xmlns:w15="http://schemas.microsoft.com/office/word/2012/wordml" xmlns:w16cex="http://schemas.microsoft.com/office/word/2018/wordml/cex" xmlns:w16cid="http://schemas.microsoft.com/office/word/2016/wordml/cid" xmlns:w16="http://schemas.microsoft.com/office/word/2018/wordml" xmlns:w16du="http://schemas.microsoft.com/office/word/2023/wordml/word16du" xmlns:w16sdtdh="http://schemas.microsoft.com/office/word/2020/wordml/sdtdatahash" xmlns:w16sdtfl="http://schemas.microsoft.com/office/word/2024/wordml/sdtformatlock" xmlns:w16se="http://schemas.microsoft.com/office/word/2015/wordml/symex" xmlns:wpg="http://schemas.microsoft.com/office/word/2010/wordprocessingGroup" xmlns:wpi="http://schemas.microsoft.com/office/word/2010/wordprocessingInk" xmlns:wne="http://schemas.microsoft.com/office/word/2006/wordml" xmlns:wps="http://schemas.microsoft.com/office/word/2010/wordprocessingShape" mc:Ignorable="w14 w15 w16se w16cid w16 w16cex w16sdtdh w16sdtfl w16du wp14">
+<w:document xmlns:wpc="http://schemas.microsoft.com/office/word/2010/wordprocessingCanvas" xmlns:cx="http://schemas.microsoft.com/office/drawing/2014/chartex" xmlns:cx1="http://schemas.microsoft.com/office/drawing/2015/9/8/chartex" xmlns:cx2="http://schemas.microsoft.com/office/drawing/2015/10/21/chartex" xmlns:cx3="http://schemas.microsoft.com/office/drawing/2016/5/9/chartex" xmlns:cx4="http://schemas.microsoft.com/office/drawing/2016/5/10/chartex" xmlns:cx5="http://schemas.microsoft.com/office/drawing/2016/5/11/chartex" xmlns:cx6="http://schemas.microsoft.com/office/drawing/2016/5/12/chartex" xmlns:cx7="http://schemas.microsoft.com/office/drawing/2016/5/13/chartex" xmlns:cx8="http://schemas.microsoft.com/office/drawing/2016/5/14/chartex" xmlns:mc="http://schemas.openxmlformats.org/markup-compatibility/2006" xmlns:aink="http://schemas.microsoft.com/office/drawing/2016/ink" xmlns:am3d="http://schemas.microsoft.com/office/drawing/2017/model3d" xmlns:o="urn:schemas-microsoft-com:office:office" xmlns:oel="http://schemas.microsoft.com/office/2019/extlst" xmlns:r="http://schemas.openxmlformats.org/officeDocument/2006/relationships" xmlns:m="http://schemas.openxmlformats.org/officeDocument/2006/math" xmlns:v="urn:schemas-microsoft-com:vml" xmlns:wp14="http://schemas.microsoft.com/office/word/2010/wordprocessingDrawing" xmlns:wp="http://schemas.openxmlformats.org/drawingml/2006/wordprocessingDrawing" xmlns:w10="urn:schemas-microsoft-com:office:word" xmlns:w="http://schemas.openxmlformats.org/wordprocessingml/2006/main" xmlns:w14="http://schemas.microsoft.com/office/word/2010/wordml" xmlns:w15="http://schemas.microsoft.com/office/word/2012/wordml" xmlns:w16cex="http://schemas.microsoft.com/office/word/2018/wordml/cex" xmlns:w16cid="http://schemas.microsoft.com/office/word/2016/wordml/cid" xmlns:w16="http://schemas.microsoft.com/office/word/2018/wordml" xmlns:w16sdtdh="http://schemas.microsoft.com/office/word/2020/wordml/sdtdatahash" xmlns:w16se="http://schemas.microsoft.com/office/word/2015/wordml/symex" xmlns:wpg="http://schemas.microsoft.com/office/word/2010/wordprocessingGroup" xmlns:wpi="http://schemas.microsoft.com/office/word/2010/wordprocessingInk" xmlns:wne="http://schemas.microsoft.com/office/word/2006/wordml" xmlns:wps="http://schemas.microsoft.com/office/word/2010/wordprocessingShape" mc:Ignorable="w14 w15 w16se w16cid w16 w16cex w16sdtdh wp14">
   <w:body>
     <w:p>
       <w:pPr>
@@ -425,7 +425,7 @@
               <w:spacing w:after="0" w:line="360" w:lineRule="auto"/>
               <w:ind w:right="357"/>
               <w:rPr>
-                <w:rFonts w:ascii="Arial" w:eastAsia="Arial" w:hAnsi="Arial" w:cs="Arial" w:hint="cs"/>
+                <w:rFonts w:ascii="Arial" w:eastAsia="Arial" w:hAnsi="Arial" w:cs="Arial"/>
                 <w:sz w:val="24"/>
                 <w:szCs w:val="24"/>
               </w:rPr>
@@ -668,7 +668,7 @@
         <w:spacing w:after="0"/>
         <w:ind w:left="720"/>
         <w:rPr>
-          <w:rFonts w:ascii="Arial" w:eastAsia="Arial" w:hAnsi="Arial" w:cs="Arial" w:hint="cs"/>
+          <w:rFonts w:ascii="Arial" w:eastAsia="Arial" w:hAnsi="Arial" w:cs="Arial"/>
           <w:sz w:val="24"/>
           <w:szCs w:val="24"/>
           <w:rtl/>
@@ -785,17 +785,116 @@
         </w:rPr>
         <w:t>ר לילך יסעור קרוח</w:t>
       </w:r>
+      <w:r>
+        <w:rPr>
+          <w:rFonts w:ascii="Arial" w:eastAsia="Arial" w:hAnsi="Arial" w:cs="Arial" w:hint="cs"/>
+          <w:sz w:val="24"/>
+          <w:szCs w:val="24"/>
+          <w:rtl/>
+          <w:lang w:val="en-US"/>
+        </w:rPr>
+        <w:t xml:space="preserve"> -מצורף בגיטהאב</w:t>
+      </w:r>
     </w:p>
     <w:p>
       <w:pPr>
         <w:spacing w:after="0"/>
-        <w:rPr>
-          <w:rFonts w:ascii="Arial" w:eastAsia="Arial" w:hAnsi="Arial" w:cs="Arial"/>
-          <w:sz w:val="24"/>
-          <w:szCs w:val="24"/>
-          <w:lang w:val="en-US"/>
-        </w:rPr>
-      </w:pPr>
+        <w:ind w:left="720"/>
+        <w:rPr>
+          <w:rFonts w:ascii="Arial" w:eastAsia="Arial" w:hAnsi="Arial" w:cs="Arial"/>
+          <w:sz w:val="24"/>
+          <w:szCs w:val="24"/>
+          <w:rtl/>
+          <w:lang w:val="en-US"/>
+        </w:rPr>
+      </w:pPr>
+      <w:r>
+        <w:rPr>
+          <w:rFonts w:ascii="Arial" w:eastAsia="Arial" w:hAnsi="Arial" w:cs="Arial" w:hint="cs"/>
+          <w:sz w:val="24"/>
+          <w:szCs w:val="24"/>
+          <w:rtl/>
+          <w:lang w:val="en-US"/>
+        </w:rPr>
+        <w:t>תרשים ה אקו סיסטם</w:t>
+      </w:r>
+    </w:p>
+    <w:p>
+      <w:pPr>
+        <w:spacing w:after="0"/>
+        <w:ind w:left="720"/>
+        <w:rPr>
+          <w:rFonts w:ascii="Arial" w:eastAsia="Arial" w:hAnsi="Arial" w:cs="Arial"/>
+          <w:sz w:val="24"/>
+          <w:szCs w:val="24"/>
+          <w:rtl/>
+          <w:lang w:val="en-US"/>
+        </w:rPr>
+      </w:pPr>
+    </w:p>
+    <w:p>
+      <w:pPr>
+        <w:spacing w:after="0"/>
+        <w:rPr>
+          <w:rFonts w:ascii="Arial" w:eastAsia="Arial" w:hAnsi="Arial" w:cs="Arial" w:hint="cs"/>
+          <w:sz w:val="24"/>
+          <w:szCs w:val="24"/>
+          <w:lang w:val="en-US"/>
+        </w:rPr>
+      </w:pPr>
+      <w:r>
+        <w:rPr>
+          <w:noProof/>
+        </w:rPr>
+        <w:drawing>
+          <wp:inline distT="0" distB="0" distL="0" distR="0" wp14:anchorId="5553A0F2" wp14:editId="0A953DCD">
+            <wp:extent cx="4000500" cy="1752600"/>
+            <wp:effectExtent l="0" t="0" r="0" b="0"/>
+            <wp:docPr id="2" name="Picture 2"/>
+            <wp:cNvGraphicFramePr>
+              <a:graphicFrameLocks xmlns:a="http://schemas.openxmlformats.org/drawingml/2006/main" noChangeAspect="1"/>
+            </wp:cNvGraphicFramePr>
+            <a:graphic xmlns:a="http://schemas.openxmlformats.org/drawingml/2006/main">
+              <a:graphicData uri="http://schemas.openxmlformats.org/drawingml/2006/picture">
+                <pic:pic xmlns:pic="http://schemas.openxmlformats.org/drawingml/2006/picture">
+                  <pic:nvPicPr>
+                    <pic:cNvPr id="0" name="Picture 2"/>
+                    <pic:cNvPicPr>
+                      <a:picLocks noChangeAspect="1" noChangeArrowheads="1"/>
+                    </pic:cNvPicPr>
+                  </pic:nvPicPr>
+                  <pic:blipFill>
+                    <a:blip r:embed="rId8">
+                      <a:extLst>
+                        <a:ext uri="{28A0092B-C50C-407E-A947-70E740481C1C}">
+                          <a14:useLocalDpi xmlns:a14="http://schemas.microsoft.com/office/drawing/2010/main" val="0"/>
+                        </a:ext>
+                      </a:extLst>
+                    </a:blip>
+                    <a:srcRect/>
+                    <a:stretch>
+                      <a:fillRect/>
+                    </a:stretch>
+                  </pic:blipFill>
+                  <pic:spPr bwMode="auto">
+                    <a:xfrm>
+                      <a:off x="0" y="0"/>
+                      <a:ext cx="4000500" cy="1752600"/>
+                    </a:xfrm>
+                    <a:prstGeom prst="rect">
+                      <a:avLst/>
+                    </a:prstGeom>
+                    <a:noFill/>
+                    <a:ln>
+                      <a:noFill/>
+                    </a:ln>
+                  </pic:spPr>
+                </pic:pic>
+              </a:graphicData>
+            </a:graphic>
+          </wp:inline>
+        </w:drawing>
+      </w:r>
     </w:p>
     <w:p>
       <w:pPr>
@@ -980,7 +1079,7 @@
         </w:rPr>
         <w:br/>
       </w:r>
-      <w:hyperlink r:id="rId8">
+      <w:hyperlink r:id="rId9">
         <w:r>
           <w:rPr>
             <w:rFonts w:ascii="Arial" w:eastAsia="Arial" w:hAnsi="Arial" w:cs="Arial"/>
@@ -1052,7 +1151,6 @@
           <w:szCs w:val="24"/>
           <w:rtl/>
         </w:rPr>
-        <w:lastRenderedPageBreak/>
         <w:t xml:space="preserve">הדגימו אב טיפוס מנייר  (מסכים המתארים את המערכת) ,והסבירו את כל האלמנטים המרכזיים בו. </w:t>
       </w:r>
     </w:p>
@@ -1080,6 +1178,656 @@
     </w:p>
     <w:p>
       <w:pPr>
+        <w:ind w:left="720"/>
+        <w:rPr>
+          <w:rFonts w:ascii="Arial" w:eastAsia="Arial" w:hAnsi="Arial" w:cs="Arial"/>
+          <w:sz w:val="24"/>
+          <w:szCs w:val="24"/>
+          <w:rtl/>
+        </w:rPr>
+      </w:pPr>
+      <w:r>
+        <w:rPr>
+          <w:rFonts w:ascii="Arial" w:eastAsia="Arial" w:hAnsi="Arial" w:cs="Arial" w:hint="cs"/>
+          <w:sz w:val="24"/>
+          <w:szCs w:val="24"/>
+          <w:rtl/>
+        </w:rPr>
+        <w:t xml:space="preserve">מהי </w:t>
+      </w:r>
+      <w:r>
+        <w:rPr>
+          <w:rFonts w:ascii="Arial" w:eastAsia="Arial" w:hAnsi="Arial" w:cs="Arial"/>
+          <w:sz w:val="24"/>
+          <w:szCs w:val="24"/>
+          <w:rtl/>
+        </w:rPr>
+        <w:t>השפעת הציפוי על קצב הריקבון</w:t>
+      </w:r>
+      <w:r>
+        <w:rPr>
+          <w:rFonts w:ascii="Arial" w:eastAsia="Arial" w:hAnsi="Arial" w:cs="Arial" w:hint="cs"/>
+          <w:sz w:val="24"/>
+          <w:szCs w:val="24"/>
+          <w:rtl/>
+        </w:rPr>
+        <w:t>?</w:t>
+      </w:r>
+    </w:p>
+    <w:p>
+      <w:pPr>
+        <w:ind w:left="720"/>
+        <w:rPr>
+          <w:rFonts w:ascii="Arial" w:eastAsia="Arial" w:hAnsi="Arial" w:cs="Arial"/>
+          <w:sz w:val="24"/>
+          <w:szCs w:val="24"/>
+          <w:rtl/>
+        </w:rPr>
+      </w:pPr>
+      <w:r>
+        <w:rPr>
+          <w:rFonts w:ascii="Arial" w:eastAsia="Arial" w:hAnsi="Arial" w:cs="Arial" w:hint="cs"/>
+          <w:sz w:val="24"/>
+          <w:szCs w:val="24"/>
+          <w:rtl/>
+        </w:rPr>
+        <w:t>לאחר כמה זמן הירק יגיע לזמן אופטימלי וכמה זמן ישאר שם?</w:t>
+      </w:r>
+    </w:p>
+    <w:p>
+      <w:pPr>
+        <w:ind w:left="720"/>
+        <w:rPr>
+          <w:rFonts w:ascii="Arial" w:eastAsia="Arial" w:hAnsi="Arial" w:cs="Arial"/>
+          <w:sz w:val="24"/>
+          <w:szCs w:val="24"/>
+          <w:rtl/>
+        </w:rPr>
+      </w:pPr>
+      <w:r>
+        <w:rPr>
+          <w:rFonts w:ascii="Arial" w:eastAsia="Arial" w:hAnsi="Arial" w:cs="Arial"/>
+          <w:sz w:val="24"/>
+          <w:szCs w:val="24"/>
+          <w:rtl/>
+        </w:rPr>
+        <w:t>האם נוכחות גבוהה של חיידקי הציפוי מעכבת באופן מובהק את התרבות חיידקי הריקבון</w:t>
+      </w:r>
+      <w:r>
+        <w:rPr>
+          <w:rFonts w:ascii="Arial" w:eastAsia="Arial" w:hAnsi="Arial" w:cs="Arial" w:hint="cs"/>
+          <w:sz w:val="24"/>
+          <w:szCs w:val="24"/>
+          <w:rtl/>
+        </w:rPr>
+        <w:t>?</w:t>
+      </w:r>
+    </w:p>
+    <w:p>
+      <w:pPr>
+        <w:ind w:left="720"/>
+        <w:rPr>
+          <w:rFonts w:ascii="Arial" w:eastAsia="Arial" w:hAnsi="Arial" w:cs="Arial"/>
+          <w:sz w:val="24"/>
+          <w:szCs w:val="24"/>
+          <w:rtl/>
+        </w:rPr>
+      </w:pPr>
+      <w:r>
+        <w:rPr>
+          <w:rFonts w:ascii="Arial" w:eastAsia="Arial" w:hAnsi="Arial" w:cs="Arial" w:hint="cs"/>
+          <w:sz w:val="24"/>
+          <w:szCs w:val="24"/>
+          <w:rtl/>
+        </w:rPr>
+        <w:t xml:space="preserve">משתנים בת"ל: </w:t>
+      </w:r>
+      <w:r>
+        <w:rPr>
+          <w:rFonts w:ascii="Arial" w:eastAsia="Arial" w:hAnsi="Arial" w:cs="Arial"/>
+          <w:sz w:val="24"/>
+          <w:szCs w:val="24"/>
+          <w:rtl/>
+        </w:rPr>
+        <w:t>סוג הטיפול</w:t>
+      </w:r>
+      <w:r>
+        <w:rPr>
+          <w:rFonts w:ascii="Arial" w:eastAsia="Arial" w:hAnsi="Arial" w:cs="Arial" w:hint="cs"/>
+          <w:sz w:val="24"/>
+          <w:szCs w:val="24"/>
+          <w:rtl/>
+        </w:rPr>
+        <w:t>, זמן.</w:t>
+      </w:r>
+    </w:p>
+    <w:p>
+      <w:pPr>
+        <w:ind w:left="720"/>
+        <w:rPr>
+          <w:rFonts w:ascii="Arial" w:eastAsia="Arial" w:hAnsi="Arial" w:cs="Arial"/>
+          <w:sz w:val="24"/>
+          <w:szCs w:val="24"/>
+          <w:rtl/>
+        </w:rPr>
+      </w:pPr>
+      <w:r>
+        <w:rPr>
+          <w:rFonts w:ascii="Arial" w:eastAsia="Arial" w:hAnsi="Arial" w:cs="Arial" w:hint="cs"/>
+          <w:sz w:val="24"/>
+          <w:szCs w:val="24"/>
+          <w:rtl/>
+        </w:rPr>
+        <w:t xml:space="preserve">משתנים תלויים: </w:t>
+      </w:r>
+    </w:p>
+    <w:p>
+      <w:pPr>
+        <w:pStyle w:val="ListParagraph"/>
+        <w:numPr>
+          <w:ilvl w:val="0"/>
+          <w:numId w:val="3"/>
+        </w:numPr>
+        <w:rPr>
+          <w:rFonts w:ascii="Arial" w:eastAsia="Arial" w:hAnsi="Arial" w:cs="Arial"/>
+          <w:sz w:val="24"/>
+          <w:szCs w:val="24"/>
+          <w:lang w:val="en-US"/>
+        </w:rPr>
+      </w:pPr>
+      <w:r>
+        <w:rPr>
+          <w:rFonts w:ascii="Arial" w:eastAsia="Arial" w:hAnsi="Arial" w:cs="Arial" w:hint="cs"/>
+          <w:sz w:val="24"/>
+          <w:szCs w:val="24"/>
+          <w:rtl/>
+        </w:rPr>
+        <w:t xml:space="preserve">רמת פליטת </w:t>
+      </w:r>
+      <w:r>
+        <w:rPr>
+          <w:rFonts w:ascii="Arial" w:eastAsia="Arial" w:hAnsi="Arial" w:cs="Arial"/>
+          <w:sz w:val="24"/>
+          <w:szCs w:val="24"/>
+          <w:lang w:val="en-US"/>
+        </w:rPr>
+        <w:t>CO2</w:t>
+      </w:r>
+    </w:p>
+    <w:p>
+      <w:pPr>
+        <w:pStyle w:val="ListParagraph"/>
+        <w:numPr>
+          <w:ilvl w:val="0"/>
+          <w:numId w:val="3"/>
+        </w:numPr>
+        <w:rPr>
+          <w:rFonts w:ascii="Arial" w:eastAsia="Arial" w:hAnsi="Arial" w:cs="Arial"/>
+          <w:sz w:val="24"/>
+          <w:szCs w:val="24"/>
+          <w:lang w:val="en-US"/>
+        </w:rPr>
+      </w:pPr>
+      <w:r>
+        <w:rPr>
+          <w:rFonts w:ascii="Arial" w:eastAsia="Arial" w:hAnsi="Arial" w:cs="Arial" w:hint="cs"/>
+          <w:sz w:val="24"/>
+          <w:szCs w:val="24"/>
+          <w:rtl/>
+          <w:lang w:val="en-US"/>
+        </w:rPr>
+        <w:t xml:space="preserve">רמת פליטת </w:t>
+      </w:r>
+      <w:r>
+        <w:rPr>
+          <w:rFonts w:ascii="Arial" w:eastAsia="Arial" w:hAnsi="Arial" w:cs="Arial"/>
+          <w:sz w:val="24"/>
+          <w:szCs w:val="24"/>
+          <w:lang w:val="en-US"/>
+        </w:rPr>
+        <w:t>O2</w:t>
+      </w:r>
+    </w:p>
+    <w:p>
+      <w:pPr>
+        <w:pStyle w:val="ListParagraph"/>
+        <w:numPr>
+          <w:ilvl w:val="0"/>
+          <w:numId w:val="3"/>
+        </w:numPr>
+        <w:rPr>
+          <w:rFonts w:ascii="Arial" w:eastAsia="Arial" w:hAnsi="Arial" w:cs="Arial"/>
+          <w:sz w:val="24"/>
+          <w:szCs w:val="24"/>
+          <w:lang w:val="en-US"/>
+        </w:rPr>
+      </w:pPr>
+      <w:r>
+        <w:rPr>
+          <w:rFonts w:ascii="Arial" w:eastAsia="Arial" w:hAnsi="Arial" w:cs="Arial" w:hint="cs"/>
+          <w:sz w:val="24"/>
+          <w:szCs w:val="24"/>
+          <w:rtl/>
+          <w:lang w:val="en-US"/>
+        </w:rPr>
+        <w:t>איבוד משקל</w:t>
+      </w:r>
+    </w:p>
+    <w:p>
+      <w:pPr>
+        <w:pStyle w:val="ListParagraph"/>
+        <w:numPr>
+          <w:ilvl w:val="0"/>
+          <w:numId w:val="3"/>
+        </w:numPr>
+        <w:rPr>
+          <w:rFonts w:ascii="Arial" w:eastAsia="Arial" w:hAnsi="Arial" w:cs="Arial"/>
+          <w:sz w:val="24"/>
+          <w:szCs w:val="24"/>
+          <w:lang w:val="en-US"/>
+        </w:rPr>
+      </w:pPr>
+      <w:r>
+        <w:rPr>
+          <w:rFonts w:ascii="Arial" w:eastAsia="Arial" w:hAnsi="Arial" w:cs="Arial" w:hint="cs"/>
+          <w:sz w:val="24"/>
+          <w:szCs w:val="24"/>
+          <w:rtl/>
+          <w:lang w:val="en-US"/>
+        </w:rPr>
+        <w:t>נראות</w:t>
+      </w:r>
+      <w:r>
+        <w:rPr>
+          <w:rFonts w:ascii="Arial" w:eastAsia="Arial" w:hAnsi="Arial" w:cs="Arial" w:hint="cs"/>
+          <w:sz w:val="24"/>
+          <w:szCs w:val="24"/>
+          <w:rtl/>
+          <w:lang w:val="en-US"/>
+        </w:rPr>
+        <w:t xml:space="preserve"> כללית </w:t>
+      </w:r>
+      <w:r>
+        <w:rPr>
+          <w:rFonts w:ascii="Arial" w:eastAsia="Arial" w:hAnsi="Arial" w:cs="Arial" w:hint="cs"/>
+          <w:sz w:val="24"/>
+          <w:szCs w:val="24"/>
+          <w:rtl/>
+          <w:lang w:val="en-US"/>
+        </w:rPr>
+        <w:t>ציון  חזותי לנראות המוצר</w:t>
+      </w:r>
+    </w:p>
+    <w:p>
+      <w:pPr>
+        <w:pStyle w:val="ListParagraph"/>
+        <w:numPr>
+          <w:ilvl w:val="0"/>
+          <w:numId w:val="3"/>
+        </w:numPr>
+        <w:rPr>
+          <w:rFonts w:ascii="Arial" w:eastAsia="Arial" w:hAnsi="Arial" w:cs="Arial"/>
+          <w:sz w:val="24"/>
+          <w:szCs w:val="24"/>
+          <w:lang w:val="en-US"/>
+        </w:rPr>
+      </w:pPr>
+      <w:r>
+        <w:rPr>
+          <w:rFonts w:ascii="Arial" w:eastAsia="Arial" w:hAnsi="Arial" w:cs="Arial" w:hint="cs"/>
+          <w:sz w:val="24"/>
+          <w:szCs w:val="24"/>
+          <w:rtl/>
+          <w:lang w:val="en-US"/>
+        </w:rPr>
+        <w:t xml:space="preserve">מדד מוצקים מומסים(פירוק רקמה </w:t>
+      </w:r>
+      <w:r>
+        <w:rPr>
+          <w:rFonts w:ascii="Arial" w:eastAsia="Arial" w:hAnsi="Arial" w:cs="Arial"/>
+          <w:sz w:val="24"/>
+          <w:szCs w:val="24"/>
+          <w:rtl/>
+          <w:lang w:val="en-US"/>
+        </w:rPr>
+        <w:t>–</w:t>
+      </w:r>
+      <w:r>
+        <w:rPr>
+          <w:rFonts w:ascii="Arial" w:eastAsia="Arial" w:hAnsi="Arial" w:cs="Arial" w:hint="cs"/>
+          <w:sz w:val="24"/>
+          <w:szCs w:val="24"/>
+          <w:rtl/>
+          <w:lang w:val="en-US"/>
+        </w:rPr>
+        <w:t xml:space="preserve"> </w:t>
+      </w:r>
+      <w:r>
+        <w:rPr>
+          <w:rFonts w:ascii="Arial" w:eastAsia="Arial" w:hAnsi="Arial" w:cs="Arial"/>
+          <w:sz w:val="24"/>
+          <w:szCs w:val="24"/>
+          <w:lang w:val="en-US"/>
+        </w:rPr>
+        <w:t>TSS</w:t>
+      </w:r>
+      <w:r>
+        <w:rPr>
+          <w:rFonts w:ascii="Arial" w:eastAsia="Arial" w:hAnsi="Arial" w:cs="Arial" w:hint="cs"/>
+          <w:sz w:val="24"/>
+          <w:szCs w:val="24"/>
+          <w:rtl/>
+          <w:lang w:val="en-US"/>
+        </w:rPr>
+        <w:t xml:space="preserve"> )</w:t>
+      </w:r>
+    </w:p>
+    <w:p>
+      <w:pPr>
+        <w:pStyle w:val="ListParagraph"/>
+        <w:numPr>
+          <w:ilvl w:val="0"/>
+          <w:numId w:val="3"/>
+        </w:numPr>
+        <w:rPr>
+          <w:rFonts w:ascii="Arial" w:eastAsia="Arial" w:hAnsi="Arial" w:cs="Arial"/>
+          <w:sz w:val="24"/>
+          <w:szCs w:val="24"/>
+          <w:lang w:val="en-US"/>
+        </w:rPr>
+      </w:pPr>
+      <w:r>
+        <w:rPr>
+          <w:rFonts w:ascii="Arial" w:eastAsia="Arial" w:hAnsi="Arial" w:cs="Arial" w:hint="cs"/>
+          <w:sz w:val="24"/>
+          <w:szCs w:val="24"/>
+          <w:rtl/>
+          <w:lang w:val="en-US"/>
+        </w:rPr>
+        <w:t>כמות החידקית בכללית</w:t>
+      </w:r>
+    </w:p>
+    <w:p>
+      <w:pPr>
+        <w:pStyle w:val="ListParagraph"/>
+        <w:numPr>
+          <w:ilvl w:val="0"/>
+          <w:numId w:val="3"/>
+        </w:numPr>
+        <w:rPr>
+          <w:rFonts w:ascii="Arial" w:eastAsia="Arial" w:hAnsi="Arial" w:cs="Arial"/>
+          <w:sz w:val="24"/>
+          <w:szCs w:val="24"/>
+          <w:lang w:val="en-US"/>
+        </w:rPr>
+      </w:pPr>
+      <w:r>
+        <w:rPr>
+          <w:rFonts w:ascii="Arial" w:eastAsia="Arial" w:hAnsi="Arial" w:cs="Arial" w:hint="cs"/>
+          <w:sz w:val="24"/>
+          <w:szCs w:val="24"/>
+          <w:rtl/>
+          <w:lang w:val="en-US"/>
+        </w:rPr>
+        <w:t>כמות החידקי ציפוי הטובים</w:t>
+      </w:r>
+      <w:r>
+        <w:rPr>
+          <w:rFonts w:ascii="Arial" w:eastAsia="Arial" w:hAnsi="Arial" w:cs="Arial"/>
+          <w:sz w:val="24"/>
+          <w:szCs w:val="24"/>
+          <w:lang w:val="en-US"/>
+        </w:rPr>
+        <w:t>LACTIC</w:t>
+      </w:r>
+      <w:r>
+        <w:rPr>
+          <w:rFonts w:ascii="Arial" w:eastAsia="Arial" w:hAnsi="Arial" w:cs="Arial"/>
+          <w:sz w:val="24"/>
+          <w:szCs w:val="24"/>
+          <w:lang w:val="en-US"/>
+        </w:rPr>
+        <w:t xml:space="preserve"> </w:t>
+      </w:r>
+    </w:p>
+    <w:p>
+      <w:pPr>
+        <w:pStyle w:val="ListParagraph"/>
+        <w:numPr>
+          <w:ilvl w:val="0"/>
+          <w:numId w:val="3"/>
+        </w:numPr>
+        <w:rPr>
+          <w:rFonts w:ascii="Arial" w:eastAsia="Arial" w:hAnsi="Arial" w:cs="Arial"/>
+          <w:sz w:val="24"/>
+          <w:szCs w:val="24"/>
+          <w:lang w:val="en-US"/>
+        </w:rPr>
+      </w:pPr>
+      <w:r>
+        <w:rPr>
+          <w:rFonts w:ascii="Arial" w:eastAsia="Arial" w:hAnsi="Arial" w:cs="Arial" w:hint="cs"/>
+          <w:sz w:val="24"/>
+          <w:szCs w:val="24"/>
+          <w:rtl/>
+          <w:lang w:val="en-US"/>
+        </w:rPr>
+        <w:t xml:space="preserve">כמות עובש </w:t>
+      </w:r>
+      <w:r>
+        <w:rPr>
+          <w:rFonts w:ascii="Arial" w:eastAsia="Arial" w:hAnsi="Arial" w:cs="Arial"/>
+          <w:sz w:val="24"/>
+          <w:szCs w:val="24"/>
+          <w:rtl/>
+          <w:lang w:val="en-US"/>
+        </w:rPr>
+        <w:t>–</w:t>
+      </w:r>
+      <w:r>
+        <w:rPr>
+          <w:rFonts w:ascii="Arial" w:eastAsia="Arial" w:hAnsi="Arial" w:cs="Arial" w:hint="cs"/>
+          <w:sz w:val="24"/>
+          <w:szCs w:val="24"/>
+          <w:rtl/>
+          <w:lang w:val="en-US"/>
+        </w:rPr>
+        <w:t xml:space="preserve"> </w:t>
+      </w:r>
+      <w:r>
+        <w:rPr>
+          <w:rFonts w:ascii="Arial" w:eastAsia="Arial" w:hAnsi="Arial" w:cs="Arial"/>
+          <w:sz w:val="24"/>
+          <w:szCs w:val="24"/>
+          <w:lang w:val="en-US"/>
+        </w:rPr>
+        <w:t>YEASTS</w:t>
+      </w:r>
+    </w:p>
+    <w:p>
+      <w:pPr>
+        <w:pStyle w:val="ListParagraph"/>
+        <w:numPr>
+          <w:ilvl w:val="0"/>
+          <w:numId w:val="3"/>
+        </w:numPr>
+        <w:rPr>
+          <w:rFonts w:ascii="Arial" w:eastAsia="Arial" w:hAnsi="Arial" w:cs="Arial"/>
+          <w:sz w:val="24"/>
+          <w:szCs w:val="24"/>
+          <w:lang w:val="en-US"/>
+        </w:rPr>
+      </w:pPr>
+      <w:r>
+        <w:rPr>
+          <w:rFonts w:ascii="Arial" w:eastAsia="Arial" w:hAnsi="Arial" w:cs="Arial" w:hint="cs"/>
+          <w:sz w:val="24"/>
+          <w:szCs w:val="24"/>
+          <w:rtl/>
+          <w:lang w:val="en-US"/>
+        </w:rPr>
+        <w:t>מדד שינויי ב</w:t>
+      </w:r>
+      <w:r>
+        <w:rPr>
+          <w:rFonts w:ascii="Arial" w:eastAsia="Arial" w:hAnsi="Arial" w:cs="Arial" w:hint="cs"/>
+          <w:sz w:val="24"/>
+          <w:szCs w:val="24"/>
+          <w:rtl/>
+          <w:lang w:val="en-US"/>
+        </w:rPr>
+        <w:t>צבע</w:t>
+      </w:r>
+    </w:p>
+    <w:p>
+      <w:pPr>
+        <w:ind w:left="720"/>
+        <w:rPr>
+          <w:rFonts w:ascii="Arial" w:eastAsia="Arial" w:hAnsi="Arial" w:cs="Arial"/>
+          <w:sz w:val="24"/>
+          <w:szCs w:val="24"/>
+          <w:rtl/>
+        </w:rPr>
+      </w:pPr>
+      <w:r>
+        <w:rPr>
+          <w:rFonts w:ascii="Arial" w:eastAsia="Arial" w:hAnsi="Arial" w:cs="Arial" w:hint="cs"/>
+          <w:sz w:val="24"/>
+          <w:szCs w:val="24"/>
+          <w:rtl/>
+        </w:rPr>
+        <w:t>מבחנים סטטסיטים:</w:t>
+      </w:r>
+    </w:p>
+    <w:p>
+      <w:pPr>
+        <w:ind w:left="720"/>
+        <w:rPr>
+          <w:rFonts w:ascii="Arial" w:eastAsia="Arial" w:hAnsi="Arial" w:cs="Arial"/>
+          <w:sz w:val="24"/>
+          <w:szCs w:val="24"/>
+          <w:rtl/>
+          <w:lang w:val="en-US"/>
+        </w:rPr>
+      </w:pPr>
+      <w:r>
+        <w:rPr>
+          <w:rFonts w:ascii="Arial" w:eastAsia="Arial" w:hAnsi="Arial" w:cs="Arial" w:hint="cs"/>
+          <w:sz w:val="24"/>
+          <w:szCs w:val="24"/>
+          <w:rtl/>
+        </w:rPr>
+        <w:t>מודל גרף רגרסיה אשר יראה סטטיסיקה של איך המשתנים הבלתי תלויים משפיעים זה על זה להסקת רמת הריקבון</w:t>
+      </w:r>
+      <w:r>
+        <w:rPr>
+          <w:rFonts w:ascii="Arial" w:eastAsia="Arial" w:hAnsi="Arial" w:cs="Arial" w:hint="cs"/>
+          <w:sz w:val="24"/>
+          <w:szCs w:val="24"/>
+          <w:rtl/>
+        </w:rPr>
+        <w:t xml:space="preserve"> כלומר מבחן </w:t>
+      </w:r>
+      <w:r>
+        <w:rPr>
+          <w:rFonts w:ascii="Arial" w:eastAsia="Arial" w:hAnsi="Arial" w:cs="Arial"/>
+          <w:sz w:val="24"/>
+          <w:szCs w:val="24"/>
+        </w:rPr>
+        <w:t>ANOVA</w:t>
+      </w:r>
+      <w:r>
+        <w:rPr>
+          <w:rFonts w:ascii="Arial" w:eastAsia="Arial" w:hAnsi="Arial" w:cs="Arial" w:hint="cs"/>
+          <w:sz w:val="24"/>
+          <w:szCs w:val="24"/>
+          <w:rtl/>
+          <w:lang w:val="en-US"/>
+        </w:rPr>
+        <w:t xml:space="preserve"> ישמש ל</w:t>
+      </w:r>
+      <w:r>
+        <w:rPr>
+          <w:rFonts w:ascii="Arial" w:eastAsia="Arial" w:hAnsi="Arial" w:cs="Arial"/>
+          <w:sz w:val="24"/>
+          <w:szCs w:val="24"/>
+          <w:rtl/>
+          <w:lang w:val="en-US"/>
+        </w:rPr>
+        <w:t>בחון האם קיים הבדל מובהק בממוצעי המדדים הרציפים</w:t>
+      </w:r>
+    </w:p>
+    <w:p>
+      <w:pPr>
+        <w:ind w:left="720"/>
+        <w:rPr>
+          <w:rFonts w:ascii="Arial" w:eastAsia="Arial" w:hAnsi="Arial" w:cs="Arial"/>
+          <w:sz w:val="24"/>
+          <w:szCs w:val="24"/>
+          <w:rtl/>
+        </w:rPr>
+      </w:pPr>
+      <w:r>
+        <w:rPr>
+          <w:rFonts w:ascii="Arial" w:eastAsia="Arial" w:hAnsi="Arial" w:cs="Arial" w:hint="cs"/>
+          <w:sz w:val="24"/>
+          <w:szCs w:val="24"/>
+          <w:rtl/>
+        </w:rPr>
+        <w:t>אוכלוסית הבקטרייה לאורך זמן, ככל שהיחס בין כמות החידקים הטובים לרעים יקטן ככה תהליך הריקבון יואץ</w:t>
+      </w:r>
+    </w:p>
+    <w:p>
+      <w:pPr>
+        <w:ind w:left="720"/>
+        <w:rPr>
+          <w:rFonts w:ascii="Arial" w:eastAsia="Arial" w:hAnsi="Arial" w:cs="Arial" w:hint="cs"/>
+          <w:sz w:val="24"/>
+          <w:szCs w:val="24"/>
+          <w:rtl/>
+        </w:rPr>
+      </w:pPr>
+      <w:r>
+        <w:rPr>
+          <w:rFonts w:ascii="Arial" w:eastAsia="Arial" w:hAnsi="Arial" w:cs="Arial" w:hint="cs"/>
+          <w:sz w:val="24"/>
+          <w:szCs w:val="24"/>
+          <w:rtl/>
+        </w:rPr>
+        <w:t xml:space="preserve">כאן ישומש </w:t>
+      </w:r>
+      <w:r>
+        <w:rPr>
+          <w:rFonts w:ascii="Arial" w:eastAsia="Arial" w:hAnsi="Arial" w:cs="Arial"/>
+          <w:sz w:val="24"/>
+          <w:szCs w:val="24"/>
+          <w:rtl/>
+        </w:rPr>
+        <w:t>מתאם ורגרסיה ליניארית</w:t>
+      </w:r>
+      <w:r>
+        <w:t xml:space="preserve"> </w:t>
+      </w:r>
+      <w:r>
+        <w:rPr>
+          <w:rFonts w:ascii="Arial" w:eastAsia="Arial" w:hAnsi="Arial" w:cs="Arial"/>
+          <w:sz w:val="24"/>
+          <w:szCs w:val="24"/>
+        </w:rPr>
+        <w:t>(Correlation &amp; Linear Regression</w:t>
+      </w:r>
+      <w:r>
+        <w:rPr>
+          <w:rFonts w:ascii="Arial" w:eastAsia="Arial" w:hAnsi="Arial" w:cs="Arial"/>
+          <w:sz w:val="24"/>
+          <w:szCs w:val="24"/>
+          <w:lang w:val="en-US"/>
+        </w:rPr>
+        <w:t>)</w:t>
+      </w:r>
+    </w:p>
+    <w:p>
+      <w:pPr>
         <w:numPr>
           <w:ilvl w:val="0"/>
           <w:numId w:val="2"/>
@@ -1097,6 +1845,7 @@
           <w:szCs w:val="24"/>
           <w:rtl/>
         </w:rPr>
+        <w:lastRenderedPageBreak/>
         <w:t xml:space="preserve">הציגו </w:t>
       </w:r>
       <w:r>
@@ -1135,6 +1884,638 @@
         </w:rPr>
         <w:t>), התייחסו לקלטים, פלטים ותהליכים במערכת. הפרידו בין רכיבים אביוטיים לרכיבים ביוטיים (הפרידו בין יצרנים וצרכנים מסוגים שונים).</w:t>
       </w:r>
+    </w:p>
+    <w:p>
+      <w:pPr>
+        <w:ind w:left="360"/>
+        <w:rPr>
+          <w:rFonts w:ascii="Arial" w:eastAsia="Arial" w:hAnsi="Arial" w:cs="Arial"/>
+          <w:sz w:val="24"/>
+          <w:szCs w:val="24"/>
+          <w:rtl/>
+        </w:rPr>
+      </w:pPr>
+      <w:r>
+        <w:rPr>
+          <w:rFonts w:ascii="Arial" w:eastAsia="Arial" w:hAnsi="Arial" w:cs="Arial" w:hint="cs"/>
+          <w:sz w:val="24"/>
+          <w:szCs w:val="24"/>
+          <w:rtl/>
+        </w:rPr>
+        <w:t xml:space="preserve">הגדרת מערכת אקולוגית לפי אודום: </w:t>
+      </w:r>
+    </w:p>
+    <w:p>
+      <w:pPr>
+        <w:ind w:left="360"/>
+        <w:rPr>
+          <w:rFonts w:ascii="Arial" w:eastAsia="Arial" w:hAnsi="Arial" w:cs="Arial"/>
+          <w:sz w:val="24"/>
+          <w:szCs w:val="24"/>
+          <w:rtl/>
+        </w:rPr>
+      </w:pPr>
+      <w:r>
+        <w:rPr>
+          <w:rFonts w:ascii="Arial" w:eastAsia="Arial" w:hAnsi="Arial" w:cs="Arial"/>
+          <w:sz w:val="24"/>
+          <w:szCs w:val="24"/>
+          <w:rtl/>
+        </w:rPr>
+        <w:t>רכיבים ביוטיים</w:t>
+      </w:r>
+      <w:r>
+        <w:rPr>
+          <w:rFonts w:ascii="Arial" w:eastAsia="Arial" w:hAnsi="Arial" w:cs="Arial" w:hint="cs"/>
+          <w:sz w:val="24"/>
+          <w:szCs w:val="24"/>
+          <w:rtl/>
+        </w:rPr>
+        <w:t>:</w:t>
+      </w:r>
+    </w:p>
+    <w:p>
+      <w:pPr>
+        <w:rPr>
+          <w:rFonts w:ascii="Arial" w:eastAsia="Arial" w:hAnsi="Arial" w:cs="Arial"/>
+          <w:sz w:val="24"/>
+          <w:szCs w:val="24"/>
+          <w:rtl/>
+        </w:rPr>
+      </w:pPr>
+      <w:r>
+        <w:rPr>
+          <w:rFonts w:ascii="Arial" w:eastAsia="Arial" w:hAnsi="Arial" w:cs="Arial"/>
+          <w:sz w:val="24"/>
+          <w:szCs w:val="24"/>
+          <w:rtl/>
+        </w:rPr>
+        <w:tab/>
+      </w:r>
+      <w:r>
+        <w:rPr>
+          <w:rFonts w:ascii="Arial" w:eastAsia="Arial" w:hAnsi="Arial" w:cs="Arial"/>
+          <w:sz w:val="24"/>
+          <w:szCs w:val="24"/>
+          <w:rtl/>
+        </w:rPr>
+        <w:t>יצרנים : החסה.</w:t>
+      </w:r>
+    </w:p>
+    <w:p>
+      <w:pPr>
+        <w:rPr>
+          <w:rFonts w:ascii="Arial" w:eastAsia="Arial" w:hAnsi="Arial" w:cs="Arial"/>
+          <w:sz w:val="24"/>
+          <w:szCs w:val="24"/>
+          <w:rtl/>
+        </w:rPr>
+      </w:pPr>
+      <w:r>
+        <w:rPr>
+          <w:rFonts w:ascii="Arial" w:eastAsia="Arial" w:hAnsi="Arial" w:cs="Arial"/>
+          <w:sz w:val="24"/>
+          <w:szCs w:val="24"/>
+          <w:rtl/>
+        </w:rPr>
+        <w:tab/>
+      </w:r>
+      <w:r>
+        <w:rPr>
+          <w:rFonts w:ascii="Arial" w:eastAsia="Arial" w:hAnsi="Arial" w:cs="Arial" w:hint="cs"/>
+          <w:sz w:val="24"/>
+          <w:szCs w:val="24"/>
+          <w:rtl/>
+        </w:rPr>
+        <w:t>צרכנים: חיידק</w:t>
+      </w:r>
+      <w:r>
+        <w:rPr>
+          <w:rFonts w:ascii="Arial" w:eastAsia="Arial" w:hAnsi="Arial" w:cs="Arial" w:hint="cs"/>
+          <w:sz w:val="24"/>
+          <w:szCs w:val="24"/>
+          <w:rtl/>
+        </w:rPr>
+        <w:t>י</w:t>
+      </w:r>
+      <w:r>
+        <w:rPr>
+          <w:rFonts w:ascii="Arial" w:eastAsia="Arial" w:hAnsi="Arial" w:cs="Arial" w:hint="cs"/>
+          <w:sz w:val="24"/>
+          <w:szCs w:val="24"/>
+          <w:rtl/>
+        </w:rPr>
+        <w:t xml:space="preserve"> רקבון</w:t>
+      </w:r>
+      <w:r>
+        <w:rPr>
+          <w:rFonts w:ascii="Arial" w:eastAsia="Arial" w:hAnsi="Arial" w:cs="Arial"/>
+          <w:sz w:val="24"/>
+          <w:szCs w:val="24"/>
+        </w:rPr>
+        <w:t>Yeasts</w:t>
+      </w:r>
+      <w:r>
+        <w:rPr>
+          <w:rFonts w:ascii="Arial" w:eastAsia="Arial" w:hAnsi="Arial" w:cs="Arial"/>
+          <w:sz w:val="24"/>
+          <w:szCs w:val="24"/>
+          <w:lang w:val="en-US"/>
+        </w:rPr>
+        <w:t>)</w:t>
+      </w:r>
+      <w:r>
+        <w:rPr>
+          <w:rFonts w:ascii="Arial" w:eastAsia="Arial" w:hAnsi="Arial" w:cs="Arial"/>
+          <w:sz w:val="24"/>
+          <w:szCs w:val="24"/>
+          <w:rtl/>
+        </w:rPr>
+        <w:t>)</w:t>
+      </w:r>
+      <w:r>
+        <w:rPr>
+          <w:rFonts w:ascii="Arial" w:eastAsia="Arial" w:hAnsi="Arial" w:cs="Arial" w:hint="cs"/>
+          <w:sz w:val="24"/>
+          <w:szCs w:val="24"/>
+          <w:rtl/>
+        </w:rPr>
+        <w:t xml:space="preserve"> וחידקי ציפויי</w:t>
+      </w:r>
+      <w:r>
+        <w:t xml:space="preserve"> </w:t>
+      </w:r>
+      <w:r>
+        <w:rPr>
+          <w:rFonts w:ascii="Arial" w:eastAsia="Arial" w:hAnsi="Arial" w:cs="Arial"/>
+          <w:sz w:val="24"/>
+          <w:szCs w:val="24"/>
+        </w:rPr>
+        <w:t>Lactic Acid Bacteria</w:t>
+      </w:r>
+      <w:r>
+        <w:rPr>
+          <w:rFonts w:ascii="Arial" w:eastAsia="Arial" w:hAnsi="Arial" w:cs="Arial" w:hint="cs"/>
+          <w:sz w:val="24"/>
+          <w:szCs w:val="24"/>
+          <w:rtl/>
+        </w:rPr>
+        <w:t>)</w:t>
+      </w:r>
+    </w:p>
+    <w:p>
+      <w:pPr>
+        <w:rPr>
+          <w:rFonts w:ascii="Arial" w:eastAsia="Arial" w:hAnsi="Arial" w:cs="Arial"/>
+          <w:sz w:val="24"/>
+          <w:szCs w:val="24"/>
+          <w:rtl/>
+          <w:lang w:val="en-US"/>
+        </w:rPr>
+      </w:pPr>
+      <w:r>
+        <w:rPr>
+          <w:rFonts w:ascii="Arial" w:eastAsia="Arial" w:hAnsi="Arial" w:cs="Arial"/>
+          <w:sz w:val="24"/>
+          <w:szCs w:val="24"/>
+          <w:rtl/>
+        </w:rPr>
+        <w:t>רכיבים אביוטיים</w:t>
+      </w:r>
+      <w:r>
+        <w:rPr>
+          <w:rFonts w:ascii="Arial" w:eastAsia="Arial" w:hAnsi="Arial" w:cs="Arial" w:hint="cs"/>
+          <w:sz w:val="24"/>
+          <w:szCs w:val="24"/>
+          <w:rtl/>
+        </w:rPr>
+        <w:t xml:space="preserve">: </w:t>
+      </w:r>
+    </w:p>
+    <w:p>
+      <w:pPr>
+        <w:pStyle w:val="ListParagraph"/>
+        <w:numPr>
+          <w:ilvl w:val="0"/>
+          <w:numId w:val="3"/>
+        </w:numPr>
+        <w:rPr>
+          <w:rFonts w:ascii="Arial" w:eastAsia="Arial" w:hAnsi="Arial" w:cs="Arial"/>
+          <w:sz w:val="24"/>
+          <w:szCs w:val="24"/>
+          <w:lang w:val="en-US"/>
+        </w:rPr>
+      </w:pPr>
+      <w:r>
+        <w:rPr>
+          <w:rFonts w:ascii="Arial" w:eastAsia="Arial" w:hAnsi="Arial" w:cs="Arial"/>
+          <w:sz w:val="24"/>
+          <w:szCs w:val="24"/>
+          <w:lang w:val="en-US"/>
+        </w:rPr>
+        <w:t>O2</w:t>
+      </w:r>
+    </w:p>
+    <w:p>
+      <w:pPr>
+        <w:pStyle w:val="ListParagraph"/>
+        <w:numPr>
+          <w:ilvl w:val="0"/>
+          <w:numId w:val="3"/>
+        </w:numPr>
+        <w:rPr>
+          <w:rFonts w:ascii="Arial" w:eastAsia="Arial" w:hAnsi="Arial" w:cs="Arial"/>
+          <w:sz w:val="24"/>
+          <w:szCs w:val="24"/>
+          <w:lang w:val="en-US"/>
+        </w:rPr>
+      </w:pPr>
+      <w:r>
+        <w:rPr>
+          <w:rFonts w:ascii="Arial" w:eastAsia="Arial" w:hAnsi="Arial" w:cs="Arial"/>
+          <w:sz w:val="24"/>
+          <w:szCs w:val="24"/>
+          <w:lang w:val="en-US"/>
+        </w:rPr>
+        <w:t>CO2</w:t>
+      </w:r>
+    </w:p>
+    <w:p>
+      <w:pPr>
+        <w:pStyle w:val="ListParagraph"/>
+        <w:numPr>
+          <w:ilvl w:val="0"/>
+          <w:numId w:val="3"/>
+        </w:numPr>
+        <w:rPr>
+          <w:rFonts w:ascii="Arial" w:eastAsia="Arial" w:hAnsi="Arial" w:cs="Arial"/>
+          <w:sz w:val="24"/>
+          <w:szCs w:val="24"/>
+          <w:lang w:val="en-US"/>
+        </w:rPr>
+      </w:pPr>
+      <w:r>
+        <w:rPr>
+          <w:rFonts w:ascii="Arial" w:eastAsia="Arial" w:hAnsi="Arial" w:cs="Arial"/>
+          <w:sz w:val="24"/>
+          <w:szCs w:val="24"/>
+          <w:lang w:val="en-US"/>
+        </w:rPr>
+        <w:t>Ph</w:t>
+      </w:r>
+    </w:p>
+    <w:p>
+      <w:pPr>
+        <w:pStyle w:val="ListParagraph"/>
+        <w:numPr>
+          <w:ilvl w:val="0"/>
+          <w:numId w:val="3"/>
+        </w:numPr>
+        <w:rPr>
+          <w:rFonts w:ascii="Arial" w:eastAsia="Arial" w:hAnsi="Arial" w:cs="Arial" w:hint="cs"/>
+          <w:sz w:val="24"/>
+          <w:szCs w:val="24"/>
+          <w:rtl/>
+          <w:lang w:val="en-US"/>
+        </w:rPr>
+      </w:pPr>
+      <w:r>
+        <w:rPr>
+          <w:rFonts w:ascii="Arial" w:eastAsia="Arial" w:hAnsi="Arial" w:cs="Arial"/>
+          <w:sz w:val="24"/>
+          <w:szCs w:val="24"/>
+          <w:lang w:val="en-US"/>
+        </w:rPr>
+        <w:t>Heat</w:t>
+      </w:r>
+    </w:p>
+    <w:p>
+      <w:pPr>
+        <w:rPr>
+          <w:rFonts w:ascii="Arial" w:eastAsia="Arial" w:hAnsi="Arial" w:cs="Arial"/>
+          <w:sz w:val="24"/>
+          <w:szCs w:val="24"/>
+          <w:rtl/>
+        </w:rPr>
+      </w:pPr>
+      <w:r>
+        <w:rPr>
+          <w:rFonts w:ascii="Arial" w:eastAsia="Arial" w:hAnsi="Arial" w:cs="Arial"/>
+          <w:sz w:val="24"/>
+          <w:szCs w:val="24"/>
+          <w:rtl/>
+        </w:rPr>
+        <w:tab/>
+      </w:r>
+      <w:r>
+        <w:rPr>
+          <w:rFonts w:ascii="Arial" w:eastAsia="Arial" w:hAnsi="Arial" w:cs="Arial" w:hint="cs"/>
+          <w:sz w:val="24"/>
+          <w:szCs w:val="24"/>
+          <w:rtl/>
+        </w:rPr>
+        <w:t>קלט: חסה + חמצן</w:t>
+      </w:r>
+    </w:p>
+    <w:p>
+      <w:pPr>
+        <w:rPr>
+          <w:rFonts w:ascii="Arial" w:eastAsia="Arial" w:hAnsi="Arial" w:cs="Arial"/>
+          <w:sz w:val="24"/>
+          <w:szCs w:val="24"/>
+          <w:rtl/>
+        </w:rPr>
+      </w:pPr>
+      <w:r>
+        <w:rPr>
+          <w:rFonts w:ascii="Arial" w:eastAsia="Arial" w:hAnsi="Arial" w:cs="Arial"/>
+          <w:sz w:val="24"/>
+          <w:szCs w:val="24"/>
+          <w:rtl/>
+        </w:rPr>
+        <w:tab/>
+      </w:r>
+      <w:r>
+        <w:rPr>
+          <w:rFonts w:ascii="Arial" w:eastAsia="Arial" w:hAnsi="Arial" w:cs="Arial" w:hint="cs"/>
+          <w:sz w:val="24"/>
+          <w:szCs w:val="24"/>
+          <w:rtl/>
+        </w:rPr>
+        <w:t>פלט</w:t>
+      </w:r>
+      <w:r>
+        <w:rPr>
+          <w:rFonts w:ascii="Arial" w:eastAsia="Arial" w:hAnsi="Arial" w:cs="Arial" w:hint="cs"/>
+          <w:sz w:val="24"/>
+          <w:szCs w:val="24"/>
+          <w:rtl/>
+        </w:rPr>
+        <w:t>(90%)</w:t>
+      </w:r>
+      <w:r>
+        <w:rPr>
+          <w:rFonts w:ascii="Arial" w:eastAsia="Arial" w:hAnsi="Arial" w:cs="Arial" w:hint="cs"/>
+          <w:sz w:val="24"/>
+          <w:szCs w:val="24"/>
+          <w:rtl/>
+        </w:rPr>
+        <w:t>:</w:t>
+      </w:r>
+    </w:p>
+    <w:p>
+      <w:pPr>
+        <w:pStyle w:val="ListParagraph"/>
+        <w:numPr>
+          <w:ilvl w:val="0"/>
+          <w:numId w:val="3"/>
+        </w:numPr>
+        <w:rPr>
+          <w:rFonts w:ascii="Arial" w:eastAsia="Arial" w:hAnsi="Arial" w:cs="Arial"/>
+          <w:sz w:val="24"/>
+          <w:szCs w:val="24"/>
+          <w:rtl/>
+        </w:rPr>
+      </w:pPr>
+      <w:r>
+        <w:rPr>
+          <w:rFonts w:ascii="Arial" w:eastAsia="Arial" w:hAnsi="Arial" w:cs="Arial" w:hint="cs"/>
+          <w:sz w:val="24"/>
+          <w:szCs w:val="24"/>
+          <w:rtl/>
+        </w:rPr>
+        <w:t xml:space="preserve"> חום- נשימה </w:t>
+      </w:r>
+    </w:p>
+    <w:p>
+      <w:pPr>
+        <w:pStyle w:val="ListParagraph"/>
+        <w:numPr>
+          <w:ilvl w:val="0"/>
+          <w:numId w:val="3"/>
+        </w:numPr>
+        <w:rPr>
+          <w:rFonts w:ascii="Arial" w:eastAsia="Arial" w:hAnsi="Arial" w:cs="Arial"/>
+          <w:sz w:val="24"/>
+          <w:szCs w:val="24"/>
+        </w:rPr>
+      </w:pPr>
+      <w:r>
+        <w:rPr>
+          <w:rFonts w:ascii="Arial" w:eastAsia="Arial" w:hAnsi="Arial" w:cs="Arial" w:hint="cs"/>
+          <w:sz w:val="24"/>
+          <w:szCs w:val="24"/>
+          <w:rtl/>
+        </w:rPr>
+        <w:t>אם חיידקי רקבון אז קיים פלט נוסף: חומצה מפרקת חסה יגוררת ריקבון</w:t>
+      </w:r>
+    </w:p>
+    <w:p>
+      <w:pPr>
+        <w:pStyle w:val="ListParagraph"/>
+        <w:numPr>
+          <w:ilvl w:val="0"/>
+          <w:numId w:val="3"/>
+        </w:numPr>
+        <w:rPr>
+          <w:rFonts w:ascii="Arial" w:eastAsia="Arial" w:hAnsi="Arial" w:cs="Arial" w:hint="cs"/>
+          <w:sz w:val="24"/>
+          <w:szCs w:val="24"/>
+          <w:rtl/>
+          <w:lang w:val="en-US"/>
+        </w:rPr>
+      </w:pPr>
+      <w:r>
+        <w:rPr>
+          <w:rFonts w:ascii="Arial" w:eastAsia="Arial" w:hAnsi="Arial" w:cs="Arial" w:hint="cs"/>
+          <w:sz w:val="24"/>
+          <w:szCs w:val="24"/>
+          <w:rtl/>
+        </w:rPr>
+        <w:t xml:space="preserve">אם חיידקי ציפויי אז קיים פלט נוסף: חומצה לקטית אשר מקטינה את ה </w:t>
+      </w:r>
+      <w:r>
+        <w:rPr>
+          <w:rFonts w:ascii="Arial" w:eastAsia="Arial" w:hAnsi="Arial" w:cs="Arial"/>
+          <w:sz w:val="24"/>
+          <w:szCs w:val="24"/>
+          <w:lang w:val="en-US"/>
+        </w:rPr>
+        <w:t xml:space="preserve">PH  </w:t>
+      </w:r>
+      <w:r>
+        <w:rPr>
+          <w:rFonts w:ascii="Arial" w:eastAsia="Arial" w:hAnsi="Arial" w:cs="Arial" w:hint="cs"/>
+          <w:sz w:val="24"/>
+          <w:szCs w:val="24"/>
+          <w:rtl/>
+          <w:lang w:val="en-US"/>
+        </w:rPr>
+        <w:t xml:space="preserve"> על  העלה דבר זה לא מאפשר לחידקי הריקבון להתפשט ומונע מהם להתפתח</w:t>
+      </w:r>
+    </w:p>
+    <w:p>
+      <w:pPr>
+        <w:pStyle w:val="ListParagraph"/>
+        <w:ind w:left="1080"/>
+        <w:rPr>
+          <w:rFonts w:ascii="Arial" w:eastAsia="Arial" w:hAnsi="Arial" w:cs="Arial"/>
+          <w:sz w:val="24"/>
+          <w:szCs w:val="24"/>
+          <w:rtl/>
+        </w:rPr>
+      </w:pPr>
+    </w:p>
+    <w:p>
+      <w:pPr>
+        <w:rPr>
+          <w:rFonts w:ascii="Arial" w:eastAsia="Arial" w:hAnsi="Arial" w:cs="Arial" w:hint="cs"/>
+          <w:sz w:val="24"/>
+          <w:szCs w:val="24"/>
+          <w:rtl/>
+          <w:lang w:val="en-US"/>
+        </w:rPr>
+      </w:pPr>
+      <w:r>
+        <w:rPr>
+          <w:rFonts w:ascii="Arial" w:eastAsia="Arial" w:hAnsi="Arial" w:cs="Arial"/>
+          <w:sz w:val="24"/>
+          <w:szCs w:val="24"/>
+          <w:rtl/>
+          <w:lang w:val="en-US"/>
+        </w:rPr>
+        <w:t>זרימת אנרגיה חד-כיוונית (</w:t>
+      </w:r>
+      <w:r>
+        <w:rPr>
+          <w:rFonts w:ascii="Arial" w:eastAsia="Arial" w:hAnsi="Arial" w:cs="Arial"/>
+          <w:sz w:val="24"/>
+          <w:szCs w:val="24"/>
+          <w:lang w:val="en-US"/>
+        </w:rPr>
+        <w:t>One-Way Energy Flow</w:t>
+      </w:r>
+      <w:r>
+        <w:rPr>
+          <w:rFonts w:ascii="Arial" w:eastAsia="Arial" w:hAnsi="Arial" w:cs="Arial"/>
+          <w:sz w:val="24"/>
+          <w:szCs w:val="24"/>
+          <w:rtl/>
+          <w:lang w:val="en-US"/>
+        </w:rPr>
+        <w:t>): מעבר אנרגיה קבוע מהחסה אל אוכלוסיות החיידקים, ללא יכולת מיחזור של האנרגיה חזרה.</w:t>
+      </w:r>
+    </w:p>
+    <w:p>
+      <w:pPr>
+        <w:rPr>
+          <w:rFonts w:ascii="Arial" w:eastAsia="Arial" w:hAnsi="Arial" w:cs="Arial"/>
+          <w:sz w:val="24"/>
+          <w:szCs w:val="24"/>
+          <w:rtl/>
+        </w:rPr>
+      </w:pPr>
+      <w:r>
+        <w:rPr>
+          <w:rFonts w:ascii="Arial" w:eastAsia="Arial" w:hAnsi="Arial" w:cs="Arial"/>
+          <w:sz w:val="24"/>
+          <w:szCs w:val="24"/>
+          <w:rtl/>
+        </w:rPr>
+        <w:t>שינוי תנאים סביבתיים (</w:t>
+      </w:r>
+      <w:r>
+        <w:rPr>
+          <w:rFonts w:ascii="Arial" w:eastAsia="Arial" w:hAnsi="Arial" w:cs="Arial"/>
+          <w:sz w:val="24"/>
+          <w:szCs w:val="24"/>
+        </w:rPr>
+        <w:t>Feedback Loop</w:t>
+      </w:r>
+      <w:r>
+        <w:rPr>
+          <w:rFonts w:ascii="Arial" w:eastAsia="Arial" w:hAnsi="Arial" w:cs="Arial"/>
+          <w:sz w:val="24"/>
+          <w:szCs w:val="24"/>
+          <w:rtl/>
+        </w:rPr>
+        <w:t>): החומצה הלקטית שמפרישים חיידקי הציפוי מפחיתה את מדד ה</w:t>
+      </w:r>
+      <w:r>
+        <w:rPr>
+          <w:rFonts w:ascii="Arial" w:eastAsia="Arial" w:hAnsi="Arial" w:cs="Arial"/>
+          <w:sz w:val="24"/>
+          <w:szCs w:val="24"/>
+          <w:lang w:val="en-US"/>
+        </w:rPr>
+        <w:t>PH</w:t>
+      </w:r>
+      <w:r>
+        <w:rPr>
+          <w:rFonts w:ascii="Arial" w:eastAsia="Arial" w:hAnsi="Arial" w:cs="Arial"/>
+          <w:sz w:val="24"/>
+          <w:szCs w:val="24"/>
+          <w:rtl/>
+        </w:rPr>
+        <w:t xml:space="preserve"> האביוטי על העלה. ירידה זו ב-</w:t>
+      </w:r>
+      <w:r>
+        <w:rPr>
+          <w:rFonts w:ascii="Arial" w:eastAsia="Arial" w:hAnsi="Arial" w:cs="Arial"/>
+          <w:sz w:val="24"/>
+          <w:szCs w:val="24"/>
+          <w:lang w:val="en-US"/>
+        </w:rPr>
+        <w:t>PH</w:t>
+      </w:r>
+      <w:r>
+        <w:rPr>
+          <w:rFonts w:ascii="Arial" w:eastAsia="Arial" w:hAnsi="Arial" w:cs="Arial" w:hint="cs"/>
+          <w:sz w:val="24"/>
+          <w:szCs w:val="24"/>
+          <w:rtl/>
+          <w:lang w:val="en-US"/>
+        </w:rPr>
+        <w:t xml:space="preserve"> </w:t>
+      </w:r>
+      <w:r>
+        <w:rPr>
+          <w:rFonts w:ascii="Arial" w:eastAsia="Arial" w:hAnsi="Arial" w:cs="Arial"/>
+          <w:sz w:val="24"/>
+          <w:szCs w:val="24"/>
+          <w:rtl/>
+        </w:rPr>
+        <w:t xml:space="preserve">יוצרת סביבה חומצית המעכבת  את יכולת ההתפשטות וההתרבות של חיידקי הריקבון (בסיס התחרות במודל לוטקה-וולטרה).  </w:t>
+      </w:r>
+    </w:p>
+    <w:p>
+      <w:pPr>
+        <w:rPr>
+          <w:rFonts w:ascii="Arial" w:eastAsia="Arial" w:hAnsi="Arial" w:cs="Arial"/>
+          <w:sz w:val="24"/>
+          <w:szCs w:val="24"/>
+          <w:rtl/>
+        </w:rPr>
+      </w:pPr>
+    </w:p>
+    <w:p>
+      <w:pPr>
+        <w:rPr>
+          <w:rFonts w:ascii="Arial" w:eastAsia="Arial" w:hAnsi="Arial" w:cs="Arial"/>
+          <w:sz w:val="24"/>
+          <w:szCs w:val="24"/>
+          <w:rtl/>
+        </w:rPr>
+      </w:pPr>
+    </w:p>
+    <w:p>
+      <w:pPr>
+        <w:rPr>
+          <w:rFonts w:ascii="Arial" w:eastAsia="Arial" w:hAnsi="Arial" w:cs="Arial"/>
+          <w:sz w:val="24"/>
+          <w:szCs w:val="24"/>
+        </w:rPr>
+      </w:pPr>
     </w:p>
     <w:p>
       <w:pPr>
@@ -1179,7 +2560,7 @@
     <w:p>
       <w:pPr>
         <w:rPr>
-          <w:rFonts w:ascii="Arial" w:eastAsia="Arial" w:hAnsi="Arial" w:cs="Arial"/>
+          <w:rFonts w:ascii="Arial" w:eastAsia="Arial" w:hAnsi="Arial" w:cs="Arial" w:hint="cs"/>
           <w:sz w:val="24"/>
           <w:szCs w:val="24"/>
         </w:rPr>
@@ -1392,6 +2773,7 @@
           <w:szCs w:val="24"/>
           <w:rtl/>
         </w:rPr>
+        <w:lastRenderedPageBreak/>
         <w:t>שימו לב כי כל העבודות חייבות להיות שונות זו מזו. עבודות שייראו דומות ייפסלו ויינתן עליהן ציון 0.</w:t>
       </w:r>
     </w:p>
@@ -1433,7 +2815,7 @@
       </w:r>
     </w:p>
     <w:sectPr>
-      <w:headerReference w:type="default" r:id="rId9"/>
+      <w:headerReference w:type="default" r:id="rId10"/>
       <w:pgSz w:w="11906" w:h="16838"/>
       <w:pgMar w:top="1440" w:right="1800" w:bottom="1440" w:left="1800" w:header="708" w:footer="708" w:gutter="0"/>
       <w:pgNumType w:start="1"/>
@@ -1444,7 +2826,7 @@
 </file>
 
 <file path=word/endnotes.xml><?xml version="1.0" encoding="utf-8"?>
-<w:endnotes xmlns:wpc="http://schemas.microsoft.com/office/word/2010/wordprocessingCanvas" xmlns:cx="http://schemas.microsoft.com/office/drawing/2014/chartex" xmlns:cx1="http://schemas.microsoft.com/office/drawing/2015/9/8/chartex" xmlns:cx2="http://schemas.microsoft.com/office/drawing/2015/10/21/chartex" xmlns:cx3="http://schemas.microsoft.com/office/drawing/2016/5/9/chartex" xmlns:cx4="http://schemas.microsoft.com/office/drawing/2016/5/10/chartex" xmlns:cx5="http://schemas.microsoft.com/office/drawing/2016/5/11/chartex" xmlns:cx6="http://schemas.microsoft.com/office/drawing/2016/5/12/chartex" xmlns:cx7="http://schemas.microsoft.com/office/drawing/2016/5/13/chartex" xmlns:cx8="http://schemas.microsoft.com/office/drawing/2016/5/14/chartex" xmlns:mc="http://schemas.openxmlformats.org/markup-compatibility/2006" xmlns:aink="http://schemas.microsoft.com/office/drawing/2016/ink" xmlns:am3d="http://schemas.microsoft.com/office/drawing/2017/model3d" xmlns:o="urn:schemas-microsoft-com:office:office" xmlns:oel="http://schemas.microsoft.com/office/2019/extlst" xmlns:r="http://schemas.openxmlformats.org/officeDocument/2006/relationships" xmlns:m="http://schemas.openxmlformats.org/officeDocument/2006/math" xmlns:v="urn:schemas-microsoft-com:vml" xmlns:wp14="http://schemas.microsoft.com/office/word/2010/wordprocessingDrawing" xmlns:wp="http://schemas.openxmlformats.org/drawingml/2006/wordprocessingDrawing" xmlns:w10="urn:schemas-microsoft-com:office:word" xmlns:w="http://schemas.openxmlformats.org/wordprocessingml/2006/main" xmlns:w14="http://schemas.microsoft.com/office/word/2010/wordml" xmlns:w15="http://schemas.microsoft.com/office/word/2012/wordml" xmlns:w16cex="http://schemas.microsoft.com/office/word/2018/wordml/cex" xmlns:w16cid="http://schemas.microsoft.com/office/word/2016/wordml/cid" xmlns:w16="http://schemas.microsoft.com/office/word/2018/wordml" xmlns:w16du="http://schemas.microsoft.com/office/word/2023/wordml/word16du" xmlns:w16sdtdh="http://schemas.microsoft.com/office/word/2020/wordml/sdtdatahash" xmlns:w16sdtfl="http://schemas.microsoft.com/office/word/2024/wordml/sdtformatlock" xmlns:w16se="http://schemas.microsoft.com/office/word/2015/wordml/symex" xmlns:wpg="http://schemas.microsoft.com/office/word/2010/wordprocessingGroup" xmlns:wpi="http://schemas.microsoft.com/office/word/2010/wordprocessingInk" xmlns:wne="http://schemas.microsoft.com/office/word/2006/wordml" xmlns:wps="http://schemas.microsoft.com/office/word/2010/wordprocessingShape" mc:Ignorable="w14 w15 w16se w16cid w16 w16cex w16sdtdh w16sdtfl w16du wp14">
+<w:endnotes xmlns:wpc="http://schemas.microsoft.com/office/word/2010/wordprocessingCanvas" xmlns:cx="http://schemas.microsoft.com/office/drawing/2014/chartex" xmlns:cx1="http://schemas.microsoft.com/office/drawing/2015/9/8/chartex" xmlns:cx2="http://schemas.microsoft.com/office/drawing/2015/10/21/chartex" xmlns:cx3="http://schemas.microsoft.com/office/drawing/2016/5/9/chartex" xmlns:cx4="http://schemas.microsoft.com/office/drawing/2016/5/10/chartex" xmlns:cx5="http://schemas.microsoft.com/office/drawing/2016/5/11/chartex" xmlns:cx6="http://schemas.microsoft.com/office/drawing/2016/5/12/chartex" xmlns:cx7="http://schemas.microsoft.com/office/drawing/2016/5/13/chartex" xmlns:cx8="http://schemas.microsoft.com/office/drawing/2016/5/14/chartex" xmlns:mc="http://schemas.openxmlformats.org/markup-compatibility/2006" xmlns:aink="http://schemas.microsoft.com/office/drawing/2016/ink" xmlns:am3d="http://schemas.microsoft.com/office/drawing/2017/model3d" xmlns:o="urn:schemas-microsoft-com:office:office" xmlns:oel="http://schemas.microsoft.com/office/2019/extlst" xmlns:r="http://schemas.openxmlformats.org/officeDocument/2006/relationships" xmlns:m="http://schemas.openxmlformats.org/officeDocument/2006/math" xmlns:v="urn:schemas-microsoft-com:vml" xmlns:wp14="http://schemas.microsoft.com/office/word/2010/wordprocessingDrawing" xmlns:wp="http://schemas.openxmlformats.org/drawingml/2006/wordprocessingDrawing" xmlns:w10="urn:schemas-microsoft-com:office:word" xmlns:w="http://schemas.openxmlformats.org/wordprocessingml/2006/main" xmlns:w14="http://schemas.microsoft.com/office/word/2010/wordml" xmlns:w15="http://schemas.microsoft.com/office/word/2012/wordml" xmlns:w16cex="http://schemas.microsoft.com/office/word/2018/wordml/cex" xmlns:w16cid="http://schemas.microsoft.com/office/word/2016/wordml/cid" xmlns:w16="http://schemas.microsoft.com/office/word/2018/wordml" xmlns:w16sdtdh="http://schemas.microsoft.com/office/word/2020/wordml/sdtdatahash" xmlns:w16se="http://schemas.microsoft.com/office/word/2015/wordml/symex" xmlns:wpg="http://schemas.microsoft.com/office/word/2010/wordprocessingGroup" xmlns:wpi="http://schemas.microsoft.com/office/word/2010/wordprocessingInk" xmlns:wne="http://schemas.microsoft.com/office/word/2006/wordml" xmlns:wps="http://schemas.microsoft.com/office/word/2010/wordprocessingShape" mc:Ignorable="w14 w15 w16se w16cid w16 w16cex w16sdtdh wp14">
   <w:endnote w:type="separator" w:id="-1">
     <w:p>
       <w:pPr>
@@ -1469,7 +2851,7 @@
 </file>
 
 <file path=word/footnotes.xml><?xml version="1.0" encoding="utf-8"?>
-<w:footnotes xmlns:wpc="http://schemas.microsoft.com/office/word/2010/wordprocessingCanvas" xmlns:cx="http://schemas.microsoft.com/office/drawing/2014/chartex" xmlns:cx1="http://schemas.microsoft.com/office/drawing/2015/9/8/chartex" xmlns:cx2="http://schemas.microsoft.com/office/drawing/2015/10/21/chartex" xmlns:cx3="http://schemas.microsoft.com/office/drawing/2016/5/9/chartex" xmlns:cx4="http://schemas.microsoft.com/office/drawing/2016/5/10/chartex" xmlns:cx5="http://schemas.microsoft.com/office/drawing/2016/5/11/chartex" xmlns:cx6="http://schemas.microsoft.com/office/drawing/2016/5/12/chartex" xmlns:cx7="http://schemas.microsoft.com/office/drawing/2016/5/13/chartex" xmlns:cx8="http://schemas.microsoft.com/office/drawing/2016/5/14/chartex" xmlns:mc="http://schemas.openxmlformats.org/markup-compatibility/2006" xmlns:aink="http://schemas.microsoft.com/office/drawing/2016/ink" xmlns:am3d="http://schemas.microsoft.com/office/drawing/2017/model3d" xmlns:o="urn:schemas-microsoft-com:office:office" xmlns:oel="http://schemas.microsoft.com/office/2019/extlst" xmlns:r="http://schemas.openxmlformats.org/officeDocument/2006/relationships" xmlns:m="http://schemas.openxmlformats.org/officeDocument/2006/math" xmlns:v="urn:schemas-microsoft-com:vml" xmlns:wp14="http://schemas.microsoft.com/office/word/2010/wordprocessingDrawing" xmlns:wp="http://schemas.openxmlformats.org/drawingml/2006/wordprocessingDrawing" xmlns:w10="urn:schemas-microsoft-com:office:word" xmlns:w="http://schemas.openxmlformats.org/wordprocessingml/2006/main" xmlns:w14="http://schemas.microsoft.com/office/word/2010/wordml" xmlns:w15="http://schemas.microsoft.com/office/word/2012/wordml" xmlns:w16cex="http://schemas.microsoft.com/office/word/2018/wordml/cex" xmlns:w16cid="http://schemas.microsoft.com/office/word/2016/wordml/cid" xmlns:w16="http://schemas.microsoft.com/office/word/2018/wordml" xmlns:w16du="http://schemas.microsoft.com/office/word/2023/wordml/word16du" xmlns:w16sdtdh="http://schemas.microsoft.com/office/word/2020/wordml/sdtdatahash" xmlns:w16sdtfl="http://schemas.microsoft.com/office/word/2024/wordml/sdtformatlock" xmlns:w16se="http://schemas.microsoft.com/office/word/2015/wordml/symex" xmlns:wpg="http://schemas.microsoft.com/office/word/2010/wordprocessingGroup" xmlns:wpi="http://schemas.microsoft.com/office/word/2010/wordprocessingInk" xmlns:wne="http://schemas.microsoft.com/office/word/2006/wordml" xmlns:wps="http://schemas.microsoft.com/office/word/2010/wordprocessingShape" mc:Ignorable="w14 w15 w16se w16cid w16 w16cex w16sdtdh w16sdtfl w16du wp14">
+<w:footnotes xmlns:wpc="http://schemas.microsoft.com/office/word/2010/wordprocessingCanvas" xmlns:cx="http://schemas.microsoft.com/office/drawing/2014/chartex" xmlns:cx1="http://schemas.microsoft.com/office/drawing/2015/9/8/chartex" xmlns:cx2="http://schemas.microsoft.com/office/drawing/2015/10/21/chartex" xmlns:cx3="http://schemas.microsoft.com/office/drawing/2016/5/9/chartex" xmlns:cx4="http://schemas.microsoft.com/office/drawing/2016/5/10/chartex" xmlns:cx5="http://schemas.microsoft.com/office/drawing/2016/5/11/chartex" xmlns:cx6="http://schemas.microsoft.com/office/drawing/2016/5/12/chartex" xmlns:cx7="http://schemas.microsoft.com/office/drawing/2016/5/13/chartex" xmlns:cx8="http://schemas.microsoft.com/office/drawing/2016/5/14/chartex" xmlns:mc="http://schemas.openxmlformats.org/markup-compatibility/2006" xmlns:aink="http://schemas.microsoft.com/office/drawing/2016/ink" xmlns:am3d="http://schemas.microsoft.com/office/drawing/2017/model3d" xmlns:o="urn:schemas-microsoft-com:office:office" xmlns:oel="http://schemas.microsoft.com/office/2019/extlst" xmlns:r="http://schemas.openxmlformats.org/officeDocument/2006/relationships" xmlns:m="http://schemas.openxmlformats.org/officeDocument/2006/math" xmlns:v="urn:schemas-microsoft-com:vml" xmlns:wp14="http://schemas.microsoft.com/office/word/2010/wordprocessingDrawing" xmlns:wp="http://schemas.openxmlformats.org/drawingml/2006/wordprocessingDrawing" xmlns:w10="urn:schemas-microsoft-com:office:word" xmlns:w="http://schemas.openxmlformats.org/wordprocessingml/2006/main" xmlns:w14="http://schemas.microsoft.com/office/word/2010/wordml" xmlns:w15="http://schemas.microsoft.com/office/word/2012/wordml" xmlns:w16cex="http://schemas.microsoft.com/office/word/2018/wordml/cex" xmlns:w16cid="http://schemas.microsoft.com/office/word/2016/wordml/cid" xmlns:w16="http://schemas.microsoft.com/office/word/2018/wordml" xmlns:w16sdtdh="http://schemas.microsoft.com/office/word/2020/wordml/sdtdatahash" xmlns:w16se="http://schemas.microsoft.com/office/word/2015/wordml/symex" xmlns:wpg="http://schemas.microsoft.com/office/word/2010/wordprocessingGroup" xmlns:wpi="http://schemas.microsoft.com/office/word/2010/wordprocessingInk" xmlns:wne="http://schemas.microsoft.com/office/word/2006/wordml" xmlns:wps="http://schemas.microsoft.com/office/word/2010/wordprocessingShape" mc:Ignorable="w14 w15 w16se w16cid w16 w16cex w16sdtdh wp14">
   <w:footnote w:type="separator" w:id="-1">
     <w:p>
       <w:pPr>
@@ -1494,7 +2876,7 @@
 </file>
 
 <file path=word/header1.xml><?xml version="1.0" encoding="utf-8"?>
-<w:hdr xmlns:wpc="http://schemas.microsoft.com/office/word/2010/wordprocessingCanvas" xmlns:cx="http://schemas.microsoft.com/office/drawing/2014/chartex" xmlns:cx1="http://schemas.microsoft.com/office/drawing/2015/9/8/chartex" xmlns:cx2="http://schemas.microsoft.com/office/drawing/2015/10/21/chartex" xmlns:cx3="http://schemas.microsoft.com/office/drawing/2016/5/9/chartex" xmlns:cx4="http://schemas.microsoft.com/office/drawing/2016/5/10/chartex" xmlns:cx5="http://schemas.microsoft.com/office/drawing/2016/5/11/chartex" xmlns:cx6="http://schemas.microsoft.com/office/drawing/2016/5/12/chartex" xmlns:cx7="http://schemas.microsoft.com/office/drawing/2016/5/13/chartex" xmlns:cx8="http://schemas.microsoft.com/office/drawing/2016/5/14/chartex" xmlns:mc="http://schemas.openxmlformats.org/markup-compatibility/2006" xmlns:aink="http://schemas.microsoft.com/office/drawing/2016/ink" xmlns:am3d="http://schemas.microsoft.com/office/drawing/2017/model3d" xmlns:o="urn:schemas-microsoft-com:office:office" xmlns:oel="http://schemas.microsoft.com/office/2019/extlst" xmlns:r="http://schemas.openxmlformats.org/officeDocument/2006/relationships" xmlns:m="http://schemas.openxmlformats.org/officeDocument/2006/math" xmlns:v="urn:schemas-microsoft-com:vml" xmlns:wp14="http://schemas.microsoft.com/office/word/2010/wordprocessingDrawing" xmlns:wp="http://schemas.openxmlformats.org/drawingml/2006/wordprocessingDrawing" xmlns:w10="urn:schemas-microsoft-com:office:word" xmlns:w="http://schemas.openxmlformats.org/wordprocessingml/2006/main" xmlns:w14="http://schemas.microsoft.com/office/word/2010/wordml" xmlns:w15="http://schemas.microsoft.com/office/word/2012/wordml" xmlns:w16cex="http://schemas.microsoft.com/office/word/2018/wordml/cex" xmlns:w16cid="http://schemas.microsoft.com/office/word/2016/wordml/cid" xmlns:w16="http://schemas.microsoft.com/office/word/2018/wordml" xmlns:w16du="http://schemas.microsoft.com/office/word/2023/wordml/word16du" xmlns:w16sdtdh="http://schemas.microsoft.com/office/word/2020/wordml/sdtdatahash" xmlns:w16sdtfl="http://schemas.microsoft.com/office/word/2024/wordml/sdtformatlock" xmlns:w16se="http://schemas.microsoft.com/office/word/2015/wordml/symex" xmlns:wpg="http://schemas.microsoft.com/office/word/2010/wordprocessingGroup" xmlns:wpi="http://schemas.microsoft.com/office/word/2010/wordprocessingInk" xmlns:wne="http://schemas.microsoft.com/office/word/2006/wordml" xmlns:wps="http://schemas.microsoft.com/office/word/2010/wordprocessingShape" mc:Ignorable="w14 w15 w16se w16cid w16 w16cex w16sdtdh w16sdtfl w16du wp14">
+<w:hdr xmlns:wpc="http://schemas.microsoft.com/office/word/2010/wordprocessingCanvas" xmlns:cx="http://schemas.microsoft.com/office/drawing/2014/chartex" xmlns:cx1="http://schemas.microsoft.com/office/drawing/2015/9/8/chartex" xmlns:cx2="http://schemas.microsoft.com/office/drawing/2015/10/21/chartex" xmlns:cx3="http://schemas.microsoft.com/office/drawing/2016/5/9/chartex" xmlns:cx4="http://schemas.microsoft.com/office/drawing/2016/5/10/chartex" xmlns:cx5="http://schemas.microsoft.com/office/drawing/2016/5/11/chartex" xmlns:cx6="http://schemas.microsoft.com/office/drawing/2016/5/12/chartex" xmlns:cx7="http://schemas.microsoft.com/office/drawing/2016/5/13/chartex" xmlns:cx8="http://schemas.microsoft.com/office/drawing/2016/5/14/chartex" xmlns:mc="http://schemas.openxmlformats.org/markup-compatibility/2006" xmlns:aink="http://schemas.microsoft.com/office/drawing/2016/ink" xmlns:am3d="http://schemas.microsoft.com/office/drawing/2017/model3d" xmlns:o="urn:schemas-microsoft-com:office:office" xmlns:oel="http://schemas.microsoft.com/office/2019/extlst" xmlns:r="http://schemas.openxmlformats.org/officeDocument/2006/relationships" xmlns:m="http://schemas.openxmlformats.org/officeDocument/2006/math" xmlns:v="urn:schemas-microsoft-com:vml" xmlns:wp14="http://schemas.microsoft.com/office/word/2010/wordprocessingDrawing" xmlns:wp="http://schemas.openxmlformats.org/drawingml/2006/wordprocessingDrawing" xmlns:w10="urn:schemas-microsoft-com:office:word" xmlns:w="http://schemas.openxmlformats.org/wordprocessingml/2006/main" xmlns:w14="http://schemas.microsoft.com/office/word/2010/wordml" xmlns:w15="http://schemas.microsoft.com/office/word/2012/wordml" xmlns:w16cex="http://schemas.microsoft.com/office/word/2018/wordml/cex" xmlns:w16cid="http://schemas.microsoft.com/office/word/2016/wordml/cid" xmlns:w16="http://schemas.microsoft.com/office/word/2018/wordml" xmlns:w16sdtdh="http://schemas.microsoft.com/office/word/2020/wordml/sdtdatahash" xmlns:w16se="http://schemas.microsoft.com/office/word/2015/wordml/symex" xmlns:wpg="http://schemas.microsoft.com/office/word/2010/wordprocessingGroup" xmlns:wpi="http://schemas.microsoft.com/office/word/2010/wordprocessingInk" xmlns:wne="http://schemas.microsoft.com/office/word/2006/wordml" xmlns:wps="http://schemas.microsoft.com/office/word/2010/wordprocessingShape" mc:Ignorable="w14 w15 w16se w16cid w16 w16cex w16sdtdh wp14">
   <w:p>
     <w:pPr>
       <w:pBdr>
@@ -1646,7 +3028,7 @@
 </file>
 
 <file path=word/numbering.xml><?xml version="1.0" encoding="utf-8"?>
-<w:numbering xmlns:wpc="http://schemas.microsoft.com/office/word/2010/wordprocessingCanvas" xmlns:cx="http://schemas.microsoft.com/office/drawing/2014/chartex" xmlns:cx1="http://schemas.microsoft.com/office/drawing/2015/9/8/chartex" xmlns:cx2="http://schemas.microsoft.com/office/drawing/2015/10/21/chartex" xmlns:cx3="http://schemas.microsoft.com/office/drawing/2016/5/9/chartex" xmlns:cx4="http://schemas.microsoft.com/office/drawing/2016/5/10/chartex" xmlns:cx5="http://schemas.microsoft.com/office/drawing/2016/5/11/chartex" xmlns:cx6="http://schemas.microsoft.com/office/drawing/2016/5/12/chartex" xmlns:cx7="http://schemas.microsoft.com/office/drawing/2016/5/13/chartex" xmlns:cx8="http://schemas.microsoft.com/office/drawing/2016/5/14/chartex" xmlns:mc="http://schemas.openxmlformats.org/markup-compatibility/2006" xmlns:aink="http://schemas.microsoft.com/office/drawing/2016/ink" xmlns:am3d="http://schemas.microsoft.com/office/drawing/2017/model3d" xmlns:o="urn:schemas-microsoft-com:office:office" xmlns:oel="http://schemas.microsoft.com/office/2019/extlst" xmlns:r="http://schemas.openxmlformats.org/officeDocument/2006/relationships" xmlns:m="http://schemas.openxmlformats.org/officeDocument/2006/math" xmlns:v="urn:schemas-microsoft-com:vml" xmlns:wp14="http://schemas.microsoft.com/office/word/2010/wordprocessingDrawing" xmlns:wp="http://schemas.openxmlformats.org/drawingml/2006/wordprocessingDrawing" xmlns:w10="urn:schemas-microsoft-com:office:word" xmlns:w="http://schemas.openxmlformats.org/wordprocessingml/2006/main" xmlns:w14="http://schemas.microsoft.com/office/word/2010/wordml" xmlns:w15="http://schemas.microsoft.com/office/word/2012/wordml" xmlns:w16cex="http://schemas.microsoft.com/office/word/2018/wordml/cex" xmlns:w16cid="http://schemas.microsoft.com/office/word/2016/wordml/cid" xmlns:w16="http://schemas.microsoft.com/office/word/2018/wordml" xmlns:w16du="http://schemas.microsoft.com/office/word/2023/wordml/word16du" xmlns:w16sdtdh="http://schemas.microsoft.com/office/word/2020/wordml/sdtdatahash" xmlns:w16sdtfl="http://schemas.microsoft.com/office/word/2024/wordml/sdtformatlock" xmlns:w16se="http://schemas.microsoft.com/office/word/2015/wordml/symex" xmlns:wpg="http://schemas.microsoft.com/office/word/2010/wordprocessingGroup" xmlns:wpi="http://schemas.microsoft.com/office/word/2010/wordprocessingInk" xmlns:wne="http://schemas.microsoft.com/office/word/2006/wordml" xmlns:wps="http://schemas.microsoft.com/office/word/2010/wordprocessingShape" mc:Ignorable="w14 w15 w16se w16cid w16 w16cex w16sdtdh w16sdtfl w16du wp14">
+<w:numbering xmlns:wpc="http://schemas.microsoft.com/office/word/2010/wordprocessingCanvas" xmlns:cx="http://schemas.microsoft.com/office/drawing/2014/chartex" xmlns:cx1="http://schemas.microsoft.com/office/drawing/2015/9/8/chartex" xmlns:cx2="http://schemas.microsoft.com/office/drawing/2015/10/21/chartex" xmlns:cx3="http://schemas.microsoft.com/office/drawing/2016/5/9/chartex" xmlns:cx4="http://schemas.microsoft.com/office/drawing/2016/5/10/chartex" xmlns:cx5="http://schemas.microsoft.com/office/drawing/2016/5/11/chartex" xmlns:cx6="http://schemas.microsoft.com/office/drawing/2016/5/12/chartex" xmlns:cx7="http://schemas.microsoft.com/office/drawing/2016/5/13/chartex" xmlns:cx8="http://schemas.microsoft.com/office/drawing/2016/5/14/chartex" xmlns:mc="http://schemas.openxmlformats.org/markup-compatibility/2006" xmlns:aink="http://schemas.microsoft.com/office/drawing/2016/ink" xmlns:am3d="http://schemas.microsoft.com/office/drawing/2017/model3d" xmlns:o="urn:schemas-microsoft-com:office:office" xmlns:oel="http://schemas.microsoft.com/office/2019/extlst" xmlns:r="http://schemas.openxmlformats.org/officeDocument/2006/relationships" xmlns:m="http://schemas.openxmlformats.org/officeDocument/2006/math" xmlns:v="urn:schemas-microsoft-com:vml" xmlns:wp14="http://schemas.microsoft.com/office/word/2010/wordprocessingDrawing" xmlns:wp="http://schemas.openxmlformats.org/drawingml/2006/wordprocessingDrawing" xmlns:w10="urn:schemas-microsoft-com:office:word" xmlns:w="http://schemas.openxmlformats.org/wordprocessingml/2006/main" xmlns:w14="http://schemas.microsoft.com/office/word/2010/wordml" xmlns:w15="http://schemas.microsoft.com/office/word/2012/wordml" xmlns:w16cex="http://schemas.microsoft.com/office/word/2018/wordml/cex" xmlns:w16cid="http://schemas.microsoft.com/office/word/2016/wordml/cid" xmlns:w16="http://schemas.microsoft.com/office/word/2018/wordml" xmlns:w16sdtdh="http://schemas.microsoft.com/office/word/2020/wordml/sdtdatahash" xmlns:w16se="http://schemas.microsoft.com/office/word/2015/wordml/symex" xmlns:wpg="http://schemas.microsoft.com/office/word/2010/wordprocessingGroup" xmlns:wpi="http://schemas.microsoft.com/office/word/2010/wordprocessingInk" xmlns:wne="http://schemas.microsoft.com/office/word/2006/wordml" xmlns:wps="http://schemas.microsoft.com/office/word/2010/wordprocessingShape" mc:Ignorable="w14 w15 w16se w16cid w16 w16cex w16sdtdh wp14">
   <w:abstractNum w:abstractNumId="0" w15:restartNumberingAfterBreak="0">
     <w:nsid w:val="0FC82DE7"/>
     <w:multiLevelType w:val="multilevel"/>
@@ -1819,17 +3201,132 @@
       </w:pPr>
     </w:lvl>
   </w:abstractNum>
+  <w:abstractNum w:abstractNumId="2" w15:restartNumberingAfterBreak="0">
+    <w:nsid w:val="39A70484"/>
+    <w:multiLevelType w:val="hybridMultilevel"/>
+    <w:tmpl w:val="8200CD26"/>
+    <w:lvl w:ilvl="0" w:tplc="393AEABA">
+      <w:numFmt w:val="bullet"/>
+      <w:lvlText w:val=""/>
+      <w:lvlJc w:val="left"/>
+      <w:pPr>
+        <w:ind w:left="1080" w:hanging="360"/>
+      </w:pPr>
+      <w:rPr>
+        <w:rFonts w:ascii="Symbol" w:eastAsia="Arial" w:hAnsi="Symbol" w:cs="Arial" w:hint="default"/>
+      </w:rPr>
+    </w:lvl>
+    <w:lvl w:ilvl="1" w:tplc="04090003" w:tentative="1">
+      <w:start w:val="1"/>
+      <w:numFmt w:val="bullet"/>
+      <w:lvlText w:val="o"/>
+      <w:lvlJc w:val="left"/>
+      <w:pPr>
+        <w:ind w:left="1800" w:hanging="360"/>
+      </w:pPr>
+      <w:rPr>
+        <w:rFonts w:ascii="Courier New" w:hAnsi="Courier New" w:cs="Courier New" w:hint="default"/>
+      </w:rPr>
+    </w:lvl>
+    <w:lvl w:ilvl="2" w:tplc="04090005" w:tentative="1">
+      <w:start w:val="1"/>
+      <w:numFmt w:val="bullet"/>
+      <w:lvlText w:val=""/>
+      <w:lvlJc w:val="left"/>
+      <w:pPr>
+        <w:ind w:left="2520" w:hanging="360"/>
+      </w:pPr>
+      <w:rPr>
+        <w:rFonts w:ascii="Wingdings" w:hAnsi="Wingdings" w:hint="default"/>
+      </w:rPr>
+    </w:lvl>
+    <w:lvl w:ilvl="3" w:tplc="04090001" w:tentative="1">
+      <w:start w:val="1"/>
+      <w:numFmt w:val="bullet"/>
+      <w:lvlText w:val=""/>
+      <w:lvlJc w:val="left"/>
+      <w:pPr>
+        <w:ind w:left="3240" w:hanging="360"/>
+      </w:pPr>
+      <w:rPr>
+        <w:rFonts w:ascii="Symbol" w:hAnsi="Symbol" w:hint="default"/>
+      </w:rPr>
+    </w:lvl>
+    <w:lvl w:ilvl="4" w:tplc="04090003" w:tentative="1">
+      <w:start w:val="1"/>
+      <w:numFmt w:val="bullet"/>
+      <w:lvlText w:val="o"/>
+      <w:lvlJc w:val="left"/>
+      <w:pPr>
+        <w:ind w:left="3960" w:hanging="360"/>
+      </w:pPr>
+      <w:rPr>
+        <w:rFonts w:ascii="Courier New" w:hAnsi="Courier New" w:cs="Courier New" w:hint="default"/>
+      </w:rPr>
+    </w:lvl>
+    <w:lvl w:ilvl="5" w:tplc="04090005" w:tentative="1">
+      <w:start w:val="1"/>
+      <w:numFmt w:val="bullet"/>
+      <w:lvlText w:val=""/>
+      <w:lvlJc w:val="left"/>
+      <w:pPr>
+        <w:ind w:left="4680" w:hanging="360"/>
+      </w:pPr>
+      <w:rPr>
+        <w:rFonts w:ascii="Wingdings" w:hAnsi="Wingdings" w:hint="default"/>
+      </w:rPr>
+    </w:lvl>
+    <w:lvl w:ilvl="6" w:tplc="04090001" w:tentative="1">
+      <w:start w:val="1"/>
+      <w:numFmt w:val="bullet"/>
+      <w:lvlText w:val=""/>
+      <w:lvlJc w:val="left"/>
+      <w:pPr>
+        <w:ind w:left="5400" w:hanging="360"/>
+      </w:pPr>
+      <w:rPr>
+        <w:rFonts w:ascii="Symbol" w:hAnsi="Symbol" w:hint="default"/>
+      </w:rPr>
+    </w:lvl>
+    <w:lvl w:ilvl="7" w:tplc="04090003" w:tentative="1">
+      <w:start w:val="1"/>
+      <w:numFmt w:val="bullet"/>
+      <w:lvlText w:val="o"/>
+      <w:lvlJc w:val="left"/>
+      <w:pPr>
+        <w:ind w:left="6120" w:hanging="360"/>
+      </w:pPr>
+      <w:rPr>
+        <w:rFonts w:ascii="Courier New" w:hAnsi="Courier New" w:cs="Courier New" w:hint="default"/>
+      </w:rPr>
+    </w:lvl>
+    <w:lvl w:ilvl="8" w:tplc="04090005" w:tentative="1">
+      <w:start w:val="1"/>
+      <w:numFmt w:val="bullet"/>
+      <w:lvlText w:val=""/>
+      <w:lvlJc w:val="left"/>
+      <w:pPr>
+        <w:ind w:left="6840" w:hanging="360"/>
+      </w:pPr>
+      <w:rPr>
+        <w:rFonts w:ascii="Wingdings" w:hAnsi="Wingdings" w:hint="default"/>
+      </w:rPr>
+    </w:lvl>
+  </w:abstractNum>
   <w:num w:numId="1" w16cid:durableId="822088602">
     <w:abstractNumId w:val="1"/>
   </w:num>
   <w:num w:numId="2" w16cid:durableId="332147822">
     <w:abstractNumId w:val="0"/>
   </w:num>
+  <w:num w:numId="3" w16cid:durableId="2000496536">
+    <w:abstractNumId w:val="2"/>
+  </w:num>
 </w:numbering>
 </file>
 
 <file path=word/styles.xml><?xml version="1.0" encoding="utf-8"?>
-<w:styles xmlns:mc="http://schemas.openxmlformats.org/markup-compatibility/2006" xmlns:r="http://schemas.openxmlformats.org/officeDocument/2006/relationships" xmlns:w="http://schemas.openxmlformats.org/wordprocessingml/2006/main" xmlns:w14="http://schemas.microsoft.com/office/word/2010/wordml" xmlns:w15="http://schemas.microsoft.com/office/word/2012/wordml" xmlns:w16cex="http://schemas.microsoft.com/office/word/2018/wordml/cex" xmlns:w16cid="http://schemas.microsoft.com/office/word/2016/wordml/cid" xmlns:w16="http://schemas.microsoft.com/office/word/2018/wordml" xmlns:w16du="http://schemas.microsoft.com/office/word/2023/wordml/word16du" xmlns:w16sdtdh="http://schemas.microsoft.com/office/word/2020/wordml/sdtdatahash" xmlns:w16sdtfl="http://schemas.microsoft.com/office/word/2024/wordml/sdtformatlock" xmlns:w16se="http://schemas.microsoft.com/office/word/2015/wordml/symex" mc:Ignorable="w14 w15 w16se w16cid w16 w16cex w16sdtdh w16sdtfl w16du">
+<w:styles xmlns:mc="http://schemas.openxmlformats.org/markup-compatibility/2006" xmlns:r="http://schemas.openxmlformats.org/officeDocument/2006/relationships" xmlns:w="http://schemas.openxmlformats.org/wordprocessingml/2006/main" xmlns:w14="http://schemas.microsoft.com/office/word/2010/wordml" xmlns:w15="http://schemas.microsoft.com/office/word/2012/wordml" xmlns:w16cex="http://schemas.microsoft.com/office/word/2018/wordml/cex" xmlns:w16cid="http://schemas.microsoft.com/office/word/2016/wordml/cid" xmlns:w16="http://schemas.microsoft.com/office/word/2018/wordml" xmlns:w16sdtdh="http://schemas.microsoft.com/office/word/2020/wordml/sdtdatahash" xmlns:w16se="http://schemas.microsoft.com/office/word/2015/wordml/symex" mc:Ignorable="w14 w15 w16se w16cid w16 w16cex w16sdtdh">
   <w:docDefaults>
     <w:rPrDefault>
       <w:rPr>

--- a/אביב תשפו תרגיל בית 1אקולוגי .docx
+++ b/אביב תשפו תרגיל בית 1אקולוגי .docx
@@ -1,6 +1,6 @@
 
 <file path=word/document.xml><?xml version="1.0" encoding="utf-8"?>
-<w:document xmlns:wpc="http://schemas.microsoft.com/office/word/2010/wordprocessingCanvas" xmlns:cx="http://schemas.microsoft.com/office/drawing/2014/chartex" xmlns:cx1="http://schemas.microsoft.com/office/drawing/2015/9/8/chartex" xmlns:cx2="http://schemas.microsoft.com/office/drawing/2015/10/21/chartex" xmlns:cx3="http://schemas.microsoft.com/office/drawing/2016/5/9/chartex" xmlns:cx4="http://schemas.microsoft.com/office/drawing/2016/5/10/chartex" xmlns:cx5="http://schemas.microsoft.com/office/drawing/2016/5/11/chartex" xmlns:cx6="http://schemas.microsoft.com/office/drawing/2016/5/12/chartex" xmlns:cx7="http://schemas.microsoft.com/office/drawing/2016/5/13/chartex" xmlns:cx8="http://schemas.microsoft.com/office/drawing/2016/5/14/chartex" xmlns:mc="http://schemas.openxmlformats.org/markup-compatibility/2006" xmlns:aink="http://schemas.microsoft.com/office/drawing/2016/ink" xmlns:am3d="http://schemas.microsoft.com/office/drawing/2017/model3d" xmlns:o="urn:schemas-microsoft-com:office:office" xmlns:oel="http://schemas.microsoft.com/office/2019/extlst" xmlns:r="http://schemas.openxmlformats.org/officeDocument/2006/relationships" xmlns:m="http://schemas.openxmlformats.org/officeDocument/2006/math" xmlns:v="urn:schemas-microsoft-com:vml" xmlns:wp14="http://schemas.microsoft.com/office/word/2010/wordprocessingDrawing" xmlns:wp="http://schemas.openxmlformats.org/drawingml/2006/wordprocessingDrawing" xmlns:w10="urn:schemas-microsoft-com:office:word" xmlns:w="http://schemas.openxmlformats.org/wordprocessingml/2006/main" xmlns:w14="http://schemas.microsoft.com/office/word/2010/wordml" xmlns:w15="http://schemas.microsoft.com/office/word/2012/wordml" xmlns:w16cex="http://schemas.microsoft.com/office/word/2018/wordml/cex" xmlns:w16cid="http://schemas.microsoft.com/office/word/2016/wordml/cid" xmlns:w16="http://schemas.microsoft.com/office/word/2018/wordml" xmlns:w16sdtdh="http://schemas.microsoft.com/office/word/2020/wordml/sdtdatahash" xmlns:w16se="http://schemas.microsoft.com/office/word/2015/wordml/symex" xmlns:wpg="http://schemas.microsoft.com/office/word/2010/wordprocessingGroup" xmlns:wpi="http://schemas.microsoft.com/office/word/2010/wordprocessingInk" xmlns:wne="http://schemas.microsoft.com/office/word/2006/wordml" xmlns:wps="http://schemas.microsoft.com/office/word/2010/wordprocessingShape" mc:Ignorable="w14 w15 w16se w16cid w16 w16cex w16sdtdh wp14">
+<w:document xmlns:wpc="http://schemas.microsoft.com/office/word/2010/wordprocessingCanvas" xmlns:cx="http://schemas.microsoft.com/office/drawing/2014/chartex" xmlns:cx1="http://schemas.microsoft.com/office/drawing/2015/9/8/chartex" xmlns:cx2="http://schemas.microsoft.com/office/drawing/2015/10/21/chartex" xmlns:cx3="http://schemas.microsoft.com/office/drawing/2016/5/9/chartex" xmlns:cx4="http://schemas.microsoft.com/office/drawing/2016/5/10/chartex" xmlns:cx5="http://schemas.microsoft.com/office/drawing/2016/5/11/chartex" xmlns:cx6="http://schemas.microsoft.com/office/drawing/2016/5/12/chartex" xmlns:cx7="http://schemas.microsoft.com/office/drawing/2016/5/13/chartex" xmlns:cx8="http://schemas.microsoft.com/office/drawing/2016/5/14/chartex" xmlns:mc="http://schemas.openxmlformats.org/markup-compatibility/2006" xmlns:aink="http://schemas.microsoft.com/office/drawing/2016/ink" xmlns:am3d="http://schemas.microsoft.com/office/drawing/2017/model3d" xmlns:o="urn:schemas-microsoft-com:office:office" xmlns:oel="http://schemas.microsoft.com/office/2019/extlst" xmlns:r="http://schemas.openxmlformats.org/officeDocument/2006/relationships" xmlns:m="http://schemas.openxmlformats.org/officeDocument/2006/math" xmlns:v="urn:schemas-microsoft-com:vml" xmlns:wp14="http://schemas.microsoft.com/office/word/2010/wordprocessingDrawing" xmlns:wp="http://schemas.openxmlformats.org/drawingml/2006/wordprocessingDrawing" xmlns:w10="urn:schemas-microsoft-com:office:word" xmlns:w="http://schemas.openxmlformats.org/wordprocessingml/2006/main" xmlns:w14="http://schemas.microsoft.com/office/word/2010/wordml" xmlns:w15="http://schemas.microsoft.com/office/word/2012/wordml" xmlns:w16cex="http://schemas.microsoft.com/office/word/2018/wordml/cex" xmlns:w16cid="http://schemas.microsoft.com/office/word/2016/wordml/cid" xmlns:w16="http://schemas.microsoft.com/office/word/2018/wordml" xmlns:w16du="http://schemas.microsoft.com/office/word/2023/wordml/word16du" xmlns:w16sdtdh="http://schemas.microsoft.com/office/word/2020/wordml/sdtdatahash" xmlns:w16sdtfl="http://schemas.microsoft.com/office/word/2024/wordml/sdtformatlock" xmlns:w16se="http://schemas.microsoft.com/office/word/2015/wordml/symex" xmlns:wpg="http://schemas.microsoft.com/office/word/2010/wordprocessingGroup" xmlns:wpi="http://schemas.microsoft.com/office/word/2010/wordprocessingInk" xmlns:wne="http://schemas.microsoft.com/office/word/2006/wordml" xmlns:wps="http://schemas.microsoft.com/office/word/2010/wordprocessingShape" mc:Ignorable="w14 w15 w16se w16cid w16 w16cex w16sdtdh w16sdtfl w16du wp14">
   <w:body>
     <w:p>
       <w:pPr>
@@ -41,18 +41,30 @@
           <w:szCs w:val="24"/>
           <w:rtl/>
         </w:rPr>
-        <w:t xml:space="preserve"> התשפ"</w:t>
-      </w:r>
-      <w:r>
-        <w:rPr>
-          <w:rFonts w:ascii="Arial" w:eastAsia="Arial" w:hAnsi="Arial" w:cs="Arial" w:hint="cs"/>
+        <w:t xml:space="preserve"> </w:t>
+      </w:r>
+      <w:proofErr w:type="spellStart"/>
+      <w:r>
+        <w:rPr>
+          <w:rFonts w:ascii="Arial" w:eastAsia="Arial" w:hAnsi="Arial" w:cs="Arial"/>
           <w:b/>
           <w:sz w:val="24"/>
           <w:szCs w:val="24"/>
           <w:rtl/>
         </w:rPr>
+        <w:t>התשפ"</w:t>
+      </w:r>
+      <w:r>
+        <w:rPr>
+          <w:rFonts w:ascii="Arial" w:eastAsia="Arial" w:hAnsi="Arial" w:cs="Arial" w:hint="cs"/>
+          <w:b/>
+          <w:sz w:val="24"/>
+          <w:szCs w:val="24"/>
+          <w:rtl/>
+        </w:rPr>
         <w:t>ו</w:t>
       </w:r>
+      <w:proofErr w:type="spellEnd"/>
     </w:p>
     <w:p>
       <w:pPr>
@@ -215,7 +227,29 @@
           <w:szCs w:val="24"/>
           <w:rtl/>
         </w:rPr>
-        <w:t>קישור לתיקיית גיט:</w:t>
+        <w:t xml:space="preserve">קישור לתיקיית </w:t>
+      </w:r>
+      <w:proofErr w:type="spellStart"/>
+      <w:r>
+        <w:rPr>
+          <w:rFonts w:ascii="Arial" w:eastAsia="Arial" w:hAnsi="Arial" w:cs="Arial"/>
+          <w:b/>
+          <w:sz w:val="24"/>
+          <w:szCs w:val="24"/>
+          <w:rtl/>
+        </w:rPr>
+        <w:t>גיט</w:t>
+      </w:r>
+      <w:proofErr w:type="spellEnd"/>
+      <w:r>
+        <w:rPr>
+          <w:rFonts w:ascii="Arial" w:eastAsia="Arial" w:hAnsi="Arial" w:cs="Arial"/>
+          <w:b/>
+          <w:sz w:val="24"/>
+          <w:szCs w:val="24"/>
+          <w:rtl/>
+        </w:rPr>
+        <w:t>:</w:t>
       </w:r>
     </w:p>
     <w:p>
@@ -283,7 +317,67 @@
           <w:szCs w:val="24"/>
           <w:rtl/>
         </w:rPr>
-        <w:t>יש למנות מהנדס.ת מערכת בכל צוות, אשר יהיה אחראי על הגדרת הדרישות ההנדסיות, ועל ניהול הצוות.  נא לרשום את שם הסטודנט.ית בתרגיל זה. על מהנדס.ת המערכת לכתוב כיצד נעשתה חלוקת העבודה מול הצוות, מה היו המשימות של כל חבר צוות, האם היה ממשק בין חברי הצוות, והאם המשימות מולאו:</w:t>
+        <w:t xml:space="preserve">יש למנות </w:t>
+      </w:r>
+      <w:proofErr w:type="spellStart"/>
+      <w:r>
+        <w:rPr>
+          <w:rFonts w:ascii="Arial" w:eastAsia="Arial" w:hAnsi="Arial" w:cs="Arial"/>
+          <w:sz w:val="24"/>
+          <w:szCs w:val="24"/>
+          <w:rtl/>
+        </w:rPr>
+        <w:t>מהנדס.ת</w:t>
+      </w:r>
+      <w:proofErr w:type="spellEnd"/>
+      <w:r>
+        <w:rPr>
+          <w:rFonts w:ascii="Arial" w:eastAsia="Arial" w:hAnsi="Arial" w:cs="Arial"/>
+          <w:sz w:val="24"/>
+          <w:szCs w:val="24"/>
+          <w:rtl/>
+        </w:rPr>
+        <w:t xml:space="preserve"> מערכת בכל צוות, אשר יהיה אחראי על הגדרת הדרישות ההנדסיות, ועל ניהול הצוות.  נא לרשום את שם </w:t>
+      </w:r>
+      <w:proofErr w:type="spellStart"/>
+      <w:r>
+        <w:rPr>
+          <w:rFonts w:ascii="Arial" w:eastAsia="Arial" w:hAnsi="Arial" w:cs="Arial"/>
+          <w:sz w:val="24"/>
+          <w:szCs w:val="24"/>
+          <w:rtl/>
+        </w:rPr>
+        <w:t>הסטודנט.ית</w:t>
+      </w:r>
+      <w:proofErr w:type="spellEnd"/>
+      <w:r>
+        <w:rPr>
+          <w:rFonts w:ascii="Arial" w:eastAsia="Arial" w:hAnsi="Arial" w:cs="Arial"/>
+          <w:sz w:val="24"/>
+          <w:szCs w:val="24"/>
+          <w:rtl/>
+        </w:rPr>
+        <w:t xml:space="preserve"> בתרגיל זה. על </w:t>
+      </w:r>
+      <w:proofErr w:type="spellStart"/>
+      <w:r>
+        <w:rPr>
+          <w:rFonts w:ascii="Arial" w:eastAsia="Arial" w:hAnsi="Arial" w:cs="Arial"/>
+          <w:sz w:val="24"/>
+          <w:szCs w:val="24"/>
+          <w:rtl/>
+        </w:rPr>
+        <w:t>מהנדס.ת</w:t>
+      </w:r>
+      <w:proofErr w:type="spellEnd"/>
+      <w:r>
+        <w:rPr>
+          <w:rFonts w:ascii="Arial" w:eastAsia="Arial" w:hAnsi="Arial" w:cs="Arial"/>
+          <w:sz w:val="24"/>
+          <w:szCs w:val="24"/>
+          <w:rtl/>
+        </w:rPr>
+        <w:t xml:space="preserve"> המערכת לכתוב כיצד נעשתה חלוקת העבודה מול הצוות, מה היו המשימות של כל חבר צוות, האם היה ממשק בין חברי הצוות, והאם המשימות מולאו:</w:t>
       </w:r>
     </w:p>
     <w:tbl>
@@ -625,7 +719,47 @@
           <w:rtl/>
         </w:rPr>
         <w:br/>
-        <w:t>בצעו תהליך של חשיבה עיצובית כפי שעשיתם בקורסים קודמים. ניתן לעבוד בכל שלב עם כלי ב"מ, יש לרשום באילו פרומפטים השתמשתם.</w:t>
+        <w:t xml:space="preserve">בצעו תהליך של חשיבה עיצובית כפי שעשיתם בקורסים קודמים. ניתן לעבוד בכל שלב עם כלי </w:t>
+      </w:r>
+      <w:proofErr w:type="spellStart"/>
+      <w:r>
+        <w:rPr>
+          <w:rFonts w:ascii="Arial" w:eastAsia="Arial" w:hAnsi="Arial" w:cs="Arial"/>
+          <w:sz w:val="24"/>
+          <w:szCs w:val="24"/>
+          <w:rtl/>
+        </w:rPr>
+        <w:t>ב"מ</w:t>
+      </w:r>
+      <w:proofErr w:type="spellEnd"/>
+      <w:r>
+        <w:rPr>
+          <w:rFonts w:ascii="Arial" w:eastAsia="Arial" w:hAnsi="Arial" w:cs="Arial"/>
+          <w:sz w:val="24"/>
+          <w:szCs w:val="24"/>
+          <w:rtl/>
+        </w:rPr>
+        <w:t xml:space="preserve">, יש לרשום באילו </w:t>
+      </w:r>
+      <w:proofErr w:type="spellStart"/>
+      <w:r>
+        <w:rPr>
+          <w:rFonts w:ascii="Arial" w:eastAsia="Arial" w:hAnsi="Arial" w:cs="Arial"/>
+          <w:sz w:val="24"/>
+          <w:szCs w:val="24"/>
+          <w:rtl/>
+        </w:rPr>
+        <w:t>פרומפטים</w:t>
+      </w:r>
+      <w:proofErr w:type="spellEnd"/>
+      <w:r>
+        <w:rPr>
+          <w:rFonts w:ascii="Arial" w:eastAsia="Arial" w:hAnsi="Arial" w:cs="Arial"/>
+          <w:sz w:val="24"/>
+          <w:szCs w:val="24"/>
+          <w:rtl/>
+        </w:rPr>
+        <w:t xml:space="preserve"> השתמשתם.</w:t>
       </w:r>
     </w:p>
     <w:p>
@@ -648,7 +782,67 @@
           <w:szCs w:val="24"/>
           <w:rtl/>
         </w:rPr>
-        <w:t>מהו שם האפליקציה?רשמו פסקה קצרה של הסבר והקשר (קונטקסט).יש להתיחס גם למקורות אקדמיים (מאמרים). הראו תרשים של האקוסיסטם.</w:t>
+        <w:t xml:space="preserve">מהו שם </w:t>
+      </w:r>
+      <w:proofErr w:type="spellStart"/>
+      <w:r>
+        <w:rPr>
+          <w:rFonts w:ascii="Arial" w:eastAsia="Arial" w:hAnsi="Arial" w:cs="Arial"/>
+          <w:sz w:val="24"/>
+          <w:szCs w:val="24"/>
+          <w:rtl/>
+        </w:rPr>
+        <w:t>האפליקציה?רשמו</w:t>
+      </w:r>
+      <w:proofErr w:type="spellEnd"/>
+      <w:r>
+        <w:rPr>
+          <w:rFonts w:ascii="Arial" w:eastAsia="Arial" w:hAnsi="Arial" w:cs="Arial"/>
+          <w:sz w:val="24"/>
+          <w:szCs w:val="24"/>
+          <w:rtl/>
+        </w:rPr>
+        <w:t xml:space="preserve"> פסקה קצרה של הסבר והקשר (קונטקסט).יש </w:t>
+      </w:r>
+      <w:proofErr w:type="spellStart"/>
+      <w:r>
+        <w:rPr>
+          <w:rFonts w:ascii="Arial" w:eastAsia="Arial" w:hAnsi="Arial" w:cs="Arial"/>
+          <w:sz w:val="24"/>
+          <w:szCs w:val="24"/>
+          <w:rtl/>
+        </w:rPr>
+        <w:t>להתיחס</w:t>
+      </w:r>
+      <w:proofErr w:type="spellEnd"/>
+      <w:r>
+        <w:rPr>
+          <w:rFonts w:ascii="Arial" w:eastAsia="Arial" w:hAnsi="Arial" w:cs="Arial"/>
+          <w:sz w:val="24"/>
+          <w:szCs w:val="24"/>
+          <w:rtl/>
+        </w:rPr>
+        <w:t xml:space="preserve"> גם למקורות אקדמיים (מאמרים). הראו תרשים של </w:t>
+      </w:r>
+      <w:proofErr w:type="spellStart"/>
+      <w:r>
+        <w:rPr>
+          <w:rFonts w:ascii="Arial" w:eastAsia="Arial" w:hAnsi="Arial" w:cs="Arial"/>
+          <w:sz w:val="24"/>
+          <w:szCs w:val="24"/>
+          <w:rtl/>
+        </w:rPr>
+        <w:t>האקוסיסטם</w:t>
+      </w:r>
+      <w:proofErr w:type="spellEnd"/>
+      <w:r>
+        <w:rPr>
+          <w:rFonts w:ascii="Arial" w:eastAsia="Arial" w:hAnsi="Arial" w:cs="Arial"/>
+          <w:sz w:val="24"/>
+          <w:szCs w:val="24"/>
+          <w:rtl/>
+        </w:rPr>
+        <w:t>.</w:t>
       </w:r>
     </w:p>
     <w:p>
@@ -684,6 +878,7 @@
         </w:rPr>
         <w:t xml:space="preserve">תשובה: שם האפליקציה </w:t>
       </w:r>
+      <w:proofErr w:type="spellStart"/>
       <w:r>
         <w:rPr>
           <w:rFonts w:ascii="Arial" w:eastAsia="Arial" w:hAnsi="Arial" w:cs="Arial"/>
@@ -692,6 +887,7 @@
         </w:rPr>
         <w:t>CropSurvive</w:t>
       </w:r>
+      <w:proofErr w:type="spellEnd"/>
       <w:r>
         <w:rPr>
           <w:rFonts w:ascii="Arial" w:eastAsia="Arial" w:hAnsi="Arial" w:cs="Arial" w:hint="cs"/>
@@ -763,7 +959,18 @@
           <w:rtl/>
           <w:lang w:val="en-US"/>
         </w:rPr>
-        <w:t>אשר ניתן מד</w:t>
+        <w:t xml:space="preserve">אשר ניתן </w:t>
+      </w:r>
+      <w:proofErr w:type="spellStart"/>
+      <w:r>
+        <w:rPr>
+          <w:rFonts w:ascii="Arial" w:eastAsia="Arial" w:hAnsi="Arial" w:cs="Arial" w:hint="cs"/>
+          <w:sz w:val="24"/>
+          <w:szCs w:val="24"/>
+          <w:rtl/>
+          <w:lang w:val="en-US"/>
+        </w:rPr>
+        <w:t>מד</w:t>
       </w:r>
       <w:r>
         <w:rPr>
@@ -783,18 +990,41 @@
           <w:rtl/>
           <w:lang w:val="en-US"/>
         </w:rPr>
-        <w:t>ר לילך יסעור קרוח</w:t>
-      </w:r>
-      <w:r>
-        <w:rPr>
-          <w:rFonts w:ascii="Arial" w:eastAsia="Arial" w:hAnsi="Arial" w:cs="Arial" w:hint="cs"/>
-          <w:sz w:val="24"/>
-          <w:szCs w:val="24"/>
-          <w:rtl/>
-          <w:lang w:val="en-US"/>
-        </w:rPr>
-        <w:t xml:space="preserve"> -מצורף בגיטהאב</w:t>
-      </w:r>
+        <w:t>ר</w:t>
+      </w:r>
+      <w:proofErr w:type="spellEnd"/>
+      <w:r>
+        <w:rPr>
+          <w:rFonts w:ascii="Arial" w:eastAsia="Arial" w:hAnsi="Arial" w:cs="Arial" w:hint="cs"/>
+          <w:sz w:val="24"/>
+          <w:szCs w:val="24"/>
+          <w:rtl/>
+          <w:lang w:val="en-US"/>
+        </w:rPr>
+        <w:t xml:space="preserve"> לילך יסעור קרוח</w:t>
+      </w:r>
+      <w:r>
+        <w:rPr>
+          <w:rFonts w:ascii="Arial" w:eastAsia="Arial" w:hAnsi="Arial" w:cs="Arial" w:hint="cs"/>
+          <w:sz w:val="24"/>
+          <w:szCs w:val="24"/>
+          <w:rtl/>
+          <w:lang w:val="en-US"/>
+        </w:rPr>
+        <w:t xml:space="preserve"> -מצורף </w:t>
+      </w:r>
+      <w:proofErr w:type="spellStart"/>
+      <w:r>
+        <w:rPr>
+          <w:rFonts w:ascii="Arial" w:eastAsia="Arial" w:hAnsi="Arial" w:cs="Arial" w:hint="cs"/>
+          <w:sz w:val="24"/>
+          <w:szCs w:val="24"/>
+          <w:rtl/>
+          <w:lang w:val="en-US"/>
+        </w:rPr>
+        <w:t>בגיטהאב</w:t>
+      </w:r>
+      <w:proofErr w:type="spellEnd"/>
     </w:p>
     <w:p>
       <w:pPr>
@@ -816,8 +1046,20 @@
           <w:rtl/>
           <w:lang w:val="en-US"/>
         </w:rPr>
-        <w:t>תרשים ה אקו סיסטם</w:t>
-      </w:r>
+        <w:t xml:space="preserve">תרשים ה אקו </w:t>
+      </w:r>
+      <w:proofErr w:type="spellStart"/>
+      <w:r>
+        <w:rPr>
+          <w:rFonts w:ascii="Arial" w:eastAsia="Arial" w:hAnsi="Arial" w:cs="Arial" w:hint="cs"/>
+          <w:sz w:val="24"/>
+          <w:szCs w:val="24"/>
+          <w:rtl/>
+          <w:lang w:val="en-US"/>
+        </w:rPr>
+        <w:t>סיסטם</w:t>
+      </w:r>
+      <w:proofErr w:type="spellEnd"/>
     </w:p>
     <w:p>
       <w:pPr>
@@ -836,7 +1078,7 @@
       <w:pPr>
         <w:spacing w:after="0"/>
         <w:rPr>
-          <w:rFonts w:ascii="Arial" w:eastAsia="Arial" w:hAnsi="Arial" w:cs="Arial" w:hint="cs"/>
+          <w:rFonts w:ascii="Arial" w:eastAsia="Arial" w:hAnsi="Arial" w:cs="Arial"/>
           <w:sz w:val="24"/>
           <w:szCs w:val="24"/>
           <w:lang w:val="en-US"/>
@@ -948,7 +1190,27 @@
           <w:szCs w:val="24"/>
           <w:rtl/>
         </w:rPr>
-        <w:t xml:space="preserve">הגדירו את הפרסונה של המשתמש במערכת. בצעו ראיון עם אדם המייצג משתמש.ציירו </w:t>
+        <w:t xml:space="preserve">הגדירו את הפרסונה של המשתמש במערכת. בצעו ראיון עם אדם המייצג </w:t>
+      </w:r>
+      <w:proofErr w:type="spellStart"/>
+      <w:r>
+        <w:rPr>
+          <w:rFonts w:ascii="Arial" w:eastAsia="Arial" w:hAnsi="Arial" w:cs="Arial"/>
+          <w:sz w:val="24"/>
+          <w:szCs w:val="24"/>
+          <w:rtl/>
+        </w:rPr>
+        <w:t>משתמש.ציירו</w:t>
+      </w:r>
+      <w:proofErr w:type="spellEnd"/>
+      <w:r>
+        <w:rPr>
+          <w:rFonts w:ascii="Arial" w:eastAsia="Arial" w:hAnsi="Arial" w:cs="Arial"/>
+          <w:sz w:val="24"/>
+          <w:szCs w:val="24"/>
+          <w:rtl/>
+        </w:rPr>
+        <w:t xml:space="preserve"> </w:t>
       </w:r>
       <w:r>
         <w:rPr>
@@ -1231,7 +1493,27 @@
           <w:szCs w:val="24"/>
           <w:rtl/>
         </w:rPr>
-        <w:t>לאחר כמה זמן הירק יגיע לזמן אופטימלי וכמה זמן ישאר שם?</w:t>
+        <w:t xml:space="preserve">לאחר כמה זמן הירק יגיע לזמן אופטימלי וכמה זמן </w:t>
+      </w:r>
+      <w:proofErr w:type="spellStart"/>
+      <w:r>
+        <w:rPr>
+          <w:rFonts w:ascii="Arial" w:eastAsia="Arial" w:hAnsi="Arial" w:cs="Arial" w:hint="cs"/>
+          <w:sz w:val="24"/>
+          <w:szCs w:val="24"/>
+          <w:rtl/>
+        </w:rPr>
+        <w:t>ישאר</w:t>
+      </w:r>
+      <w:proofErr w:type="spellEnd"/>
+      <w:r>
+        <w:rPr>
+          <w:rFonts w:ascii="Arial" w:eastAsia="Arial" w:hAnsi="Arial" w:cs="Arial" w:hint="cs"/>
+          <w:sz w:val="24"/>
+          <w:szCs w:val="24"/>
+          <w:rtl/>
+        </w:rPr>
+        <w:t xml:space="preserve"> שם?</w:t>
       </w:r>
     </w:p>
     <w:p>
@@ -1280,7 +1562,27 @@
           <w:szCs w:val="24"/>
           <w:rtl/>
         </w:rPr>
-        <w:t xml:space="preserve">משתנים בת"ל: </w:t>
+        <w:t xml:space="preserve">משתנים </w:t>
+      </w:r>
+      <w:proofErr w:type="spellStart"/>
+      <w:r>
+        <w:rPr>
+          <w:rFonts w:ascii="Arial" w:eastAsia="Arial" w:hAnsi="Arial" w:cs="Arial" w:hint="cs"/>
+          <w:sz w:val="24"/>
+          <w:szCs w:val="24"/>
+          <w:rtl/>
+        </w:rPr>
+        <w:t>בת"ל</w:t>
+      </w:r>
+      <w:proofErr w:type="spellEnd"/>
+      <w:r>
+        <w:rPr>
+          <w:rFonts w:ascii="Arial" w:eastAsia="Arial" w:hAnsi="Arial" w:cs="Arial" w:hint="cs"/>
+          <w:sz w:val="24"/>
+          <w:szCs w:val="24"/>
+          <w:rtl/>
+        </w:rPr>
+        <w:t xml:space="preserve">: </w:t>
       </w:r>
       <w:r>
         <w:rPr>
@@ -1544,7 +1846,29 @@
           <w:rtl/>
           <w:lang w:val="en-US"/>
         </w:rPr>
-        <w:t>כמות החידקית בכללית</w:t>
+        <w:t xml:space="preserve">כמות </w:t>
+      </w:r>
+      <w:proofErr w:type="spellStart"/>
+      <w:r>
+        <w:rPr>
+          <w:rFonts w:ascii="Arial" w:eastAsia="Arial" w:hAnsi="Arial" w:cs="Arial" w:hint="cs"/>
+          <w:sz w:val="24"/>
+          <w:szCs w:val="24"/>
+          <w:rtl/>
+          <w:lang w:val="en-US"/>
+        </w:rPr>
+        <w:t>החידקית</w:t>
+      </w:r>
+      <w:proofErr w:type="spellEnd"/>
+      <w:r>
+        <w:rPr>
+          <w:rFonts w:ascii="Arial" w:eastAsia="Arial" w:hAnsi="Arial" w:cs="Arial" w:hint="cs"/>
+          <w:sz w:val="24"/>
+          <w:szCs w:val="24"/>
+          <w:rtl/>
+          <w:lang w:val="en-US"/>
+        </w:rPr>
+        <w:t xml:space="preserve"> בכללית</w:t>
       </w:r>
     </w:p>
     <w:p>
@@ -1569,7 +1893,29 @@
           <w:rtl/>
           <w:lang w:val="en-US"/>
         </w:rPr>
-        <w:t>כמות החידקי ציפוי הטובים</w:t>
+        <w:t xml:space="preserve">כמות </w:t>
+      </w:r>
+      <w:proofErr w:type="spellStart"/>
+      <w:r>
+        <w:rPr>
+          <w:rFonts w:ascii="Arial" w:eastAsia="Arial" w:hAnsi="Arial" w:cs="Arial" w:hint="cs"/>
+          <w:sz w:val="24"/>
+          <w:szCs w:val="24"/>
+          <w:rtl/>
+          <w:lang w:val="en-US"/>
+        </w:rPr>
+        <w:t>החידקי</w:t>
+      </w:r>
+      <w:proofErr w:type="spellEnd"/>
+      <w:r>
+        <w:rPr>
+          <w:rFonts w:ascii="Arial" w:eastAsia="Arial" w:hAnsi="Arial" w:cs="Arial" w:hint="cs"/>
+          <w:sz w:val="24"/>
+          <w:szCs w:val="24"/>
+          <w:rtl/>
+          <w:lang w:val="en-US"/>
+        </w:rPr>
+        <w:t xml:space="preserve"> ציפוי הטובים</w:t>
       </w:r>
       <w:r>
         <w:rPr>
@@ -1696,7 +2042,27 @@
           <w:szCs w:val="24"/>
           <w:rtl/>
         </w:rPr>
-        <w:t>מבחנים סטטסיטים:</w:t>
+        <w:t xml:space="preserve">מבחנים </w:t>
+      </w:r>
+      <w:proofErr w:type="spellStart"/>
+      <w:r>
+        <w:rPr>
+          <w:rFonts w:ascii="Arial" w:eastAsia="Arial" w:hAnsi="Arial" w:cs="Arial" w:hint="cs"/>
+          <w:sz w:val="24"/>
+          <w:szCs w:val="24"/>
+          <w:rtl/>
+        </w:rPr>
+        <w:t>סטטסיטים</w:t>
+      </w:r>
+      <w:proofErr w:type="spellEnd"/>
+      <w:r>
+        <w:rPr>
+          <w:rFonts w:ascii="Arial" w:eastAsia="Arial" w:hAnsi="Arial" w:cs="Arial" w:hint="cs"/>
+          <w:sz w:val="24"/>
+          <w:szCs w:val="24"/>
+          <w:rtl/>
+        </w:rPr>
+        <w:t>:</w:t>
       </w:r>
     </w:p>
     <w:p>
@@ -1717,7 +2083,27 @@
           <w:szCs w:val="24"/>
           <w:rtl/>
         </w:rPr>
-        <w:t>מודל גרף רגרסיה אשר יראה סטטיסיקה של איך המשתנים הבלתי תלויים משפיעים זה על זה להסקת רמת הריקבון</w:t>
+        <w:t xml:space="preserve">מודל גרף רגרסיה אשר יראה </w:t>
+      </w:r>
+      <w:proofErr w:type="spellStart"/>
+      <w:r>
+        <w:rPr>
+          <w:rFonts w:ascii="Arial" w:eastAsia="Arial" w:hAnsi="Arial" w:cs="Arial" w:hint="cs"/>
+          <w:sz w:val="24"/>
+          <w:szCs w:val="24"/>
+          <w:rtl/>
+        </w:rPr>
+        <w:t>סטטיסיקה</w:t>
+      </w:r>
+      <w:proofErr w:type="spellEnd"/>
+      <w:r>
+        <w:rPr>
+          <w:rFonts w:ascii="Arial" w:eastAsia="Arial" w:hAnsi="Arial" w:cs="Arial" w:hint="cs"/>
+          <w:sz w:val="24"/>
+          <w:szCs w:val="24"/>
+          <w:rtl/>
+        </w:rPr>
+        <w:t xml:space="preserve"> של איך המשתנים הבלתי תלויים משפיעים זה על זה להסקת רמת הריקבון</w:t>
       </w:r>
       <w:r>
         <w:rPr>
@@ -1767,34 +2153,105 @@
           <w:rtl/>
         </w:rPr>
       </w:pPr>
-      <w:r>
-        <w:rPr>
-          <w:rFonts w:ascii="Arial" w:eastAsia="Arial" w:hAnsi="Arial" w:cs="Arial" w:hint="cs"/>
-          <w:sz w:val="24"/>
-          <w:szCs w:val="24"/>
-          <w:rtl/>
-        </w:rPr>
-        <w:t>אוכלוסית הבקטרייה לאורך זמן, ככל שהיחס בין כמות החידקים הטובים לרעים יקטן ככה תהליך הריקבון יואץ</w:t>
+      <w:proofErr w:type="spellStart"/>
+      <w:r>
+        <w:rPr>
+          <w:rFonts w:ascii="Arial" w:eastAsia="Arial" w:hAnsi="Arial" w:cs="Arial" w:hint="cs"/>
+          <w:sz w:val="24"/>
+          <w:szCs w:val="24"/>
+          <w:rtl/>
+        </w:rPr>
+        <w:t>אוכלוסית</w:t>
+      </w:r>
+      <w:proofErr w:type="spellEnd"/>
+      <w:r>
+        <w:rPr>
+          <w:rFonts w:ascii="Arial" w:eastAsia="Arial" w:hAnsi="Arial" w:cs="Arial" w:hint="cs"/>
+          <w:sz w:val="24"/>
+          <w:szCs w:val="24"/>
+          <w:rtl/>
+        </w:rPr>
+        <w:t xml:space="preserve"> </w:t>
+      </w:r>
+      <w:proofErr w:type="spellStart"/>
+      <w:r>
+        <w:rPr>
+          <w:rFonts w:ascii="Arial" w:eastAsia="Arial" w:hAnsi="Arial" w:cs="Arial" w:hint="cs"/>
+          <w:sz w:val="24"/>
+          <w:szCs w:val="24"/>
+          <w:rtl/>
+        </w:rPr>
+        <w:t>הבקטרייה</w:t>
+      </w:r>
+      <w:proofErr w:type="spellEnd"/>
+      <w:r>
+        <w:rPr>
+          <w:rFonts w:ascii="Arial" w:eastAsia="Arial" w:hAnsi="Arial" w:cs="Arial" w:hint="cs"/>
+          <w:sz w:val="24"/>
+          <w:szCs w:val="24"/>
+          <w:rtl/>
+        </w:rPr>
+        <w:t xml:space="preserve"> לאורך זמן, ככל שהיחס בין כמות </w:t>
+      </w:r>
+      <w:proofErr w:type="spellStart"/>
+      <w:r>
+        <w:rPr>
+          <w:rFonts w:ascii="Arial" w:eastAsia="Arial" w:hAnsi="Arial" w:cs="Arial" w:hint="cs"/>
+          <w:sz w:val="24"/>
+          <w:szCs w:val="24"/>
+          <w:rtl/>
+        </w:rPr>
+        <w:t>החידקים</w:t>
+      </w:r>
+      <w:proofErr w:type="spellEnd"/>
+      <w:r>
+        <w:rPr>
+          <w:rFonts w:ascii="Arial" w:eastAsia="Arial" w:hAnsi="Arial" w:cs="Arial" w:hint="cs"/>
+          <w:sz w:val="24"/>
+          <w:szCs w:val="24"/>
+          <w:rtl/>
+        </w:rPr>
+        <w:t xml:space="preserve"> הטובים לרעים יקטן ככה תהליך הריקבון יואץ</w:t>
       </w:r>
     </w:p>
     <w:p>
       <w:pPr>
         <w:ind w:left="720"/>
         <w:rPr>
-          <w:rFonts w:ascii="Arial" w:eastAsia="Arial" w:hAnsi="Arial" w:cs="Arial" w:hint="cs"/>
-          <w:sz w:val="24"/>
-          <w:szCs w:val="24"/>
-          <w:rtl/>
-        </w:rPr>
-      </w:pPr>
-      <w:r>
-        <w:rPr>
-          <w:rFonts w:ascii="Arial" w:eastAsia="Arial" w:hAnsi="Arial" w:cs="Arial" w:hint="cs"/>
-          <w:sz w:val="24"/>
-          <w:szCs w:val="24"/>
-          <w:rtl/>
-        </w:rPr>
-        <w:t xml:space="preserve">כאן ישומש </w:t>
+          <w:rFonts w:ascii="Arial" w:eastAsia="Arial" w:hAnsi="Arial" w:cs="Arial"/>
+          <w:sz w:val="24"/>
+          <w:szCs w:val="24"/>
+          <w:rtl/>
+        </w:rPr>
+      </w:pPr>
+      <w:r>
+        <w:rPr>
+          <w:rFonts w:ascii="Arial" w:eastAsia="Arial" w:hAnsi="Arial" w:cs="Arial" w:hint="cs"/>
+          <w:sz w:val="24"/>
+          <w:szCs w:val="24"/>
+          <w:rtl/>
+        </w:rPr>
+        <w:t xml:space="preserve">כאן </w:t>
+      </w:r>
+      <w:proofErr w:type="spellStart"/>
+      <w:r>
+        <w:rPr>
+          <w:rFonts w:ascii="Arial" w:eastAsia="Arial" w:hAnsi="Arial" w:cs="Arial" w:hint="cs"/>
+          <w:sz w:val="24"/>
+          <w:szCs w:val="24"/>
+          <w:rtl/>
+        </w:rPr>
+        <w:t>ישומש</w:t>
+      </w:r>
+      <w:proofErr w:type="spellEnd"/>
+      <w:r>
+        <w:rPr>
+          <w:rFonts w:ascii="Arial" w:eastAsia="Arial" w:hAnsi="Arial" w:cs="Arial" w:hint="cs"/>
+          <w:sz w:val="24"/>
+          <w:szCs w:val="24"/>
+          <w:rtl/>
+        </w:rPr>
+        <w:t xml:space="preserve"> </w:t>
       </w:r>
       <w:r>
         <w:rPr>
@@ -1882,7 +2339,47 @@
           <w:szCs w:val="24"/>
           <w:rtl/>
         </w:rPr>
-        <w:t>), התייחסו לקלטים, פלטים ותהליכים במערכת. הפרידו בין רכיבים אביוטיים לרכיבים ביוטיים (הפרידו בין יצרנים וצרכנים מסוגים שונים).</w:t>
+        <w:t xml:space="preserve">), התייחסו </w:t>
+      </w:r>
+      <w:proofErr w:type="spellStart"/>
+      <w:r>
+        <w:rPr>
+          <w:rFonts w:ascii="Arial" w:eastAsia="Arial" w:hAnsi="Arial" w:cs="Arial" w:hint="cs"/>
+          <w:sz w:val="24"/>
+          <w:szCs w:val="24"/>
+          <w:rtl/>
+        </w:rPr>
+        <w:t>לקלטים</w:t>
+      </w:r>
+      <w:proofErr w:type="spellEnd"/>
+      <w:r>
+        <w:rPr>
+          <w:rFonts w:ascii="Arial" w:eastAsia="Arial" w:hAnsi="Arial" w:cs="Arial" w:hint="cs"/>
+          <w:sz w:val="24"/>
+          <w:szCs w:val="24"/>
+          <w:rtl/>
+        </w:rPr>
+        <w:t xml:space="preserve">, פלטים ותהליכים במערכת. הפרידו בין רכיבים אביוטיים לרכיבים </w:t>
+      </w:r>
+      <w:proofErr w:type="spellStart"/>
+      <w:r>
+        <w:rPr>
+          <w:rFonts w:ascii="Arial" w:eastAsia="Arial" w:hAnsi="Arial" w:cs="Arial" w:hint="cs"/>
+          <w:sz w:val="24"/>
+          <w:szCs w:val="24"/>
+          <w:rtl/>
+        </w:rPr>
+        <w:t>ביוטיים</w:t>
+      </w:r>
+      <w:proofErr w:type="spellEnd"/>
+      <w:r>
+        <w:rPr>
+          <w:rFonts w:ascii="Arial" w:eastAsia="Arial" w:hAnsi="Arial" w:cs="Arial" w:hint="cs"/>
+          <w:sz w:val="24"/>
+          <w:szCs w:val="24"/>
+          <w:rtl/>
+        </w:rPr>
+        <w:t xml:space="preserve"> (הפרידו בין יצרנים וצרכנים מסוגים שונים).</w:t>
       </w:r>
     </w:p>
     <w:p>
@@ -1902,7 +2399,27 @@
           <w:szCs w:val="24"/>
           <w:rtl/>
         </w:rPr>
-        <w:t xml:space="preserve">הגדרת מערכת אקולוגית לפי אודום: </w:t>
+        <w:t xml:space="preserve">הגדרת מערכת אקולוגית לפי </w:t>
+      </w:r>
+      <w:proofErr w:type="spellStart"/>
+      <w:r>
+        <w:rPr>
+          <w:rFonts w:ascii="Arial" w:eastAsia="Arial" w:hAnsi="Arial" w:cs="Arial" w:hint="cs"/>
+          <w:sz w:val="24"/>
+          <w:szCs w:val="24"/>
+          <w:rtl/>
+        </w:rPr>
+        <w:t>אודום</w:t>
+      </w:r>
+      <w:proofErr w:type="spellEnd"/>
+      <w:r>
+        <w:rPr>
+          <w:rFonts w:ascii="Arial" w:eastAsia="Arial" w:hAnsi="Arial" w:cs="Arial" w:hint="cs"/>
+          <w:sz w:val="24"/>
+          <w:szCs w:val="24"/>
+          <w:rtl/>
+        </w:rPr>
+        <w:t xml:space="preserve">: </w:t>
       </w:r>
     </w:p>
     <w:p>
@@ -1922,8 +2439,19 @@
           <w:szCs w:val="24"/>
           <w:rtl/>
         </w:rPr>
-        <w:t>רכיבים ביוטיים</w:t>
-      </w:r>
+        <w:t xml:space="preserve">רכיבים </w:t>
+      </w:r>
+      <w:proofErr w:type="spellStart"/>
+      <w:r>
+        <w:rPr>
+          <w:rFonts w:ascii="Arial" w:eastAsia="Arial" w:hAnsi="Arial" w:cs="Arial"/>
+          <w:sz w:val="24"/>
+          <w:szCs w:val="24"/>
+          <w:rtl/>
+        </w:rPr>
+        <w:t>ביוטיים</w:t>
+      </w:r>
+      <w:proofErr w:type="spellEnd"/>
       <w:r>
         <w:rPr>
           <w:rFonts w:ascii="Arial" w:eastAsia="Arial" w:hAnsi="Arial" w:cs="Arial" w:hint="cs"/>
@@ -2040,7 +2568,27 @@
           <w:szCs w:val="24"/>
           <w:rtl/>
         </w:rPr>
-        <w:t xml:space="preserve"> וחידקי ציפויי</w:t>
+        <w:t xml:space="preserve"> </w:t>
+      </w:r>
+      <w:proofErr w:type="spellStart"/>
+      <w:r>
+        <w:rPr>
+          <w:rFonts w:ascii="Arial" w:eastAsia="Arial" w:hAnsi="Arial" w:cs="Arial" w:hint="cs"/>
+          <w:sz w:val="24"/>
+          <w:szCs w:val="24"/>
+          <w:rtl/>
+        </w:rPr>
+        <w:t>וחידקי</w:t>
+      </w:r>
+      <w:proofErr w:type="spellEnd"/>
+      <w:r>
+        <w:rPr>
+          <w:rFonts w:ascii="Arial" w:eastAsia="Arial" w:hAnsi="Arial" w:cs="Arial" w:hint="cs"/>
+          <w:sz w:val="24"/>
+          <w:szCs w:val="24"/>
+          <w:rtl/>
+        </w:rPr>
+        <w:t xml:space="preserve"> ציפויי</w:t>
       </w:r>
       <w:r>
         <w:t xml:space="preserve"> </w:t>
@@ -2172,7 +2720,7 @@
           <w:numId w:val="3"/>
         </w:numPr>
         <w:rPr>
-          <w:rFonts w:ascii="Arial" w:eastAsia="Arial" w:hAnsi="Arial" w:cs="Arial" w:hint="cs"/>
+          <w:rFonts w:ascii="Arial" w:eastAsia="Arial" w:hAnsi="Arial" w:cs="Arial"/>
           <w:sz w:val="24"/>
           <w:szCs w:val="24"/>
           <w:rtl/>
@@ -2242,25 +2790,7 @@
           <w:szCs w:val="24"/>
           <w:rtl/>
         </w:rPr>
-        <w:t>פלט</w:t>
-      </w:r>
-      <w:r>
-        <w:rPr>
-          <w:rFonts w:ascii="Arial" w:eastAsia="Arial" w:hAnsi="Arial" w:cs="Arial" w:hint="cs"/>
-          <w:sz w:val="24"/>
-          <w:szCs w:val="24"/>
-          <w:rtl/>
-        </w:rPr>
-        <w:t>(90%)</w:t>
-      </w:r>
-      <w:r>
-        <w:rPr>
-          <w:rFonts w:ascii="Arial" w:eastAsia="Arial" w:hAnsi="Arial" w:cs="Arial" w:hint="cs"/>
-          <w:sz w:val="24"/>
-          <w:szCs w:val="24"/>
-          <w:rtl/>
-        </w:rPr>
-        <w:t>:</w:t>
+        <w:t>פלט(90%):</w:t>
       </w:r>
     </w:p>
     <w:p>
@@ -2307,7 +2837,27 @@
           <w:szCs w:val="24"/>
           <w:rtl/>
         </w:rPr>
-        <w:t>אם חיידקי רקבון אז קיים פלט נוסף: חומצה מפרקת חסה יגוררת ריקבון</w:t>
+        <w:t xml:space="preserve">אם חיידקי רקבון אז קיים פלט נוסף: חומצה מפרקת חסה </w:t>
+      </w:r>
+      <w:proofErr w:type="spellStart"/>
+      <w:r>
+        <w:rPr>
+          <w:rFonts w:ascii="Arial" w:eastAsia="Arial" w:hAnsi="Arial" w:cs="Arial" w:hint="cs"/>
+          <w:sz w:val="24"/>
+          <w:szCs w:val="24"/>
+          <w:rtl/>
+        </w:rPr>
+        <w:t>יגוררת</w:t>
+      </w:r>
+      <w:proofErr w:type="spellEnd"/>
+      <w:r>
+        <w:rPr>
+          <w:rFonts w:ascii="Arial" w:eastAsia="Arial" w:hAnsi="Arial" w:cs="Arial" w:hint="cs"/>
+          <w:sz w:val="24"/>
+          <w:szCs w:val="24"/>
+          <w:rtl/>
+        </w:rPr>
+        <w:t xml:space="preserve"> ריקבון</w:t>
       </w:r>
     </w:p>
     <w:p>
@@ -2318,21 +2868,41 @@
           <w:numId w:val="3"/>
         </w:numPr>
         <w:rPr>
-          <w:rFonts w:ascii="Arial" w:eastAsia="Arial" w:hAnsi="Arial" w:cs="Arial" w:hint="cs"/>
-          <w:sz w:val="24"/>
-          <w:szCs w:val="24"/>
-          <w:rtl/>
-          <w:lang w:val="en-US"/>
-        </w:rPr>
-      </w:pPr>
-      <w:r>
-        <w:rPr>
-          <w:rFonts w:ascii="Arial" w:eastAsia="Arial" w:hAnsi="Arial" w:cs="Arial" w:hint="cs"/>
-          <w:sz w:val="24"/>
-          <w:szCs w:val="24"/>
-          <w:rtl/>
-        </w:rPr>
-        <w:t xml:space="preserve">אם חיידקי ציפויי אז קיים פלט נוסף: חומצה לקטית אשר מקטינה את ה </w:t>
+          <w:rFonts w:ascii="Arial" w:eastAsia="Arial" w:hAnsi="Arial" w:cs="Arial"/>
+          <w:sz w:val="24"/>
+          <w:szCs w:val="24"/>
+          <w:rtl/>
+          <w:lang w:val="en-US"/>
+        </w:rPr>
+      </w:pPr>
+      <w:r>
+        <w:rPr>
+          <w:rFonts w:ascii="Arial" w:eastAsia="Arial" w:hAnsi="Arial" w:cs="Arial" w:hint="cs"/>
+          <w:sz w:val="24"/>
+          <w:szCs w:val="24"/>
+          <w:rtl/>
+        </w:rPr>
+        <w:t xml:space="preserve">אם חיידקי ציפויי אז קיים פלט נוסף: חומצה </w:t>
+      </w:r>
+      <w:proofErr w:type="spellStart"/>
+      <w:r>
+        <w:rPr>
+          <w:rFonts w:ascii="Arial" w:eastAsia="Arial" w:hAnsi="Arial" w:cs="Arial" w:hint="cs"/>
+          <w:sz w:val="24"/>
+          <w:szCs w:val="24"/>
+          <w:rtl/>
+        </w:rPr>
+        <w:t>לקטית</w:t>
+      </w:r>
+      <w:proofErr w:type="spellEnd"/>
+      <w:r>
+        <w:rPr>
+          <w:rFonts w:ascii="Arial" w:eastAsia="Arial" w:hAnsi="Arial" w:cs="Arial" w:hint="cs"/>
+          <w:sz w:val="24"/>
+          <w:szCs w:val="24"/>
+          <w:rtl/>
+        </w:rPr>
+        <w:t xml:space="preserve"> אשר מקטינה את ה </w:t>
       </w:r>
       <w:r>
         <w:rPr>
@@ -2351,7 +2921,37 @@
           <w:rtl/>
           <w:lang w:val="en-US"/>
         </w:rPr>
-        <w:t xml:space="preserve"> על  העלה דבר זה לא מאפשר לחידקי הריקבון להתפשט ומונע מהם להתפתח</w:t>
+        <w:t xml:space="preserve"> על  העלה דבר זה לא מאפשר </w:t>
+      </w:r>
+      <w:r>
+        <w:rPr>
+          <w:rFonts w:ascii="Arial" w:eastAsia="Arial" w:hAnsi="Arial" w:cs="Arial" w:hint="cs"/>
+          <w:sz w:val="24"/>
+          <w:szCs w:val="24"/>
+          <w:rtl/>
+          <w:lang w:val="en-US"/>
+        </w:rPr>
+        <w:t>לחיידק</w:t>
+      </w:r>
+      <w:r>
+        <w:rPr>
+          <w:rFonts w:ascii="Arial" w:eastAsia="Arial" w:hAnsi="Arial" w:cs="Arial" w:hint="eastAsia"/>
+          <w:sz w:val="24"/>
+          <w:szCs w:val="24"/>
+          <w:rtl/>
+          <w:lang w:val="en-US"/>
+        </w:rPr>
+        <w:t>י</w:t>
+      </w:r>
+      <w:r>
+        <w:rPr>
+          <w:rFonts w:ascii="Arial" w:eastAsia="Arial" w:hAnsi="Arial" w:cs="Arial" w:hint="cs"/>
+          <w:sz w:val="24"/>
+          <w:szCs w:val="24"/>
+          <w:rtl/>
+          <w:lang w:val="en-US"/>
+        </w:rPr>
+        <w:t xml:space="preserve"> הריקבון להתפשט ומונע מהם להתפתח</w:t>
       </w:r>
     </w:p>
     <w:p>
@@ -2369,7 +2969,7 @@
     <w:p>
       <w:pPr>
         <w:rPr>
-          <w:rFonts w:ascii="Arial" w:eastAsia="Arial" w:hAnsi="Arial" w:cs="Arial" w:hint="cs"/>
+          <w:rFonts w:ascii="Arial" w:eastAsia="Arial" w:hAnsi="Arial" w:cs="Arial"/>
           <w:sz w:val="24"/>
           <w:szCs w:val="24"/>
           <w:rtl/>
@@ -2403,7 +3003,27 @@
           <w:rtl/>
           <w:lang w:val="en-US"/>
         </w:rPr>
-        <w:t>): מעבר אנרגיה קבוע מהחסה אל אוכלוסיות החיידקים, ללא יכולת מיחזור של האנרגיה חזרה.</w:t>
+        <w:t xml:space="preserve">): מעבר אנרגיה קבוע מהחסה אל אוכלוסיות החיידקים, ללא יכולת </w:t>
+      </w:r>
+      <w:r>
+        <w:rPr>
+          <w:rFonts w:ascii="Arial" w:eastAsia="Arial" w:hAnsi="Arial" w:cs="Arial" w:hint="cs"/>
+          <w:sz w:val="24"/>
+          <w:szCs w:val="24"/>
+          <w:rtl/>
+          <w:lang w:val="en-US"/>
+        </w:rPr>
+        <w:t>מחזור</w:t>
+      </w:r>
+      <w:r>
+        <w:rPr>
+          <w:rFonts w:ascii="Arial" w:eastAsia="Arial" w:hAnsi="Arial" w:cs="Arial"/>
+          <w:sz w:val="24"/>
+          <w:szCs w:val="24"/>
+          <w:rtl/>
+          <w:lang w:val="en-US"/>
+        </w:rPr>
+        <w:t xml:space="preserve"> של האנרגיה חזרה.</w:t>
       </w:r>
     </w:p>
     <w:p>
@@ -2439,7 +3059,27 @@
           <w:szCs w:val="24"/>
           <w:rtl/>
         </w:rPr>
-        <w:t>): החומצה הלקטית שמפרישים חיידקי הציפוי מפחיתה את מדד ה</w:t>
+        <w:t xml:space="preserve">): החומצה </w:t>
+      </w:r>
+      <w:proofErr w:type="spellStart"/>
+      <w:r>
+        <w:rPr>
+          <w:rFonts w:ascii="Arial" w:eastAsia="Arial" w:hAnsi="Arial" w:cs="Arial"/>
+          <w:sz w:val="24"/>
+          <w:szCs w:val="24"/>
+          <w:rtl/>
+        </w:rPr>
+        <w:t>הלקטית</w:t>
+      </w:r>
+      <w:proofErr w:type="spellEnd"/>
+      <w:r>
+        <w:rPr>
+          <w:rFonts w:ascii="Arial" w:eastAsia="Arial" w:hAnsi="Arial" w:cs="Arial"/>
+          <w:sz w:val="24"/>
+          <w:szCs w:val="24"/>
+          <w:rtl/>
+        </w:rPr>
+        <w:t xml:space="preserve"> שמפרישים חיידקי הציפוי מפחיתה את מדד ה</w:t>
       </w:r>
       <w:r>
         <w:rPr>
@@ -2485,7 +3125,27 @@
           <w:szCs w:val="24"/>
           <w:rtl/>
         </w:rPr>
-        <w:t xml:space="preserve">יוצרת סביבה חומצית המעכבת  את יכולת ההתפשטות וההתרבות של חיידקי הריקבון (בסיס התחרות במודל לוטקה-וולטרה).  </w:t>
+        <w:t xml:space="preserve">יוצרת סביבה חומצית המעכבת  את יכולת ההתפשטות וההתרבות של חיידקי הריקבון (בסיס התחרות במודל </w:t>
+      </w:r>
+      <w:proofErr w:type="spellStart"/>
+      <w:r>
+        <w:rPr>
+          <w:rFonts w:ascii="Arial" w:eastAsia="Arial" w:hAnsi="Arial" w:cs="Arial"/>
+          <w:sz w:val="24"/>
+          <w:szCs w:val="24"/>
+          <w:rtl/>
+        </w:rPr>
+        <w:t>לוטקה-וולטרה</w:t>
+      </w:r>
+      <w:proofErr w:type="spellEnd"/>
+      <w:r>
+        <w:rPr>
+          <w:rFonts w:ascii="Arial" w:eastAsia="Arial" w:hAnsi="Arial" w:cs="Arial"/>
+          <w:sz w:val="24"/>
+          <w:szCs w:val="24"/>
+          <w:rtl/>
+        </w:rPr>
+        <w:t xml:space="preserve">).  </w:t>
       </w:r>
     </w:p>
     <w:p>
@@ -2560,7 +3220,7 @@
     <w:p>
       <w:pPr>
         <w:rPr>
-          <w:rFonts w:ascii="Arial" w:eastAsia="Arial" w:hAnsi="Arial" w:cs="Arial" w:hint="cs"/>
+          <w:rFonts w:ascii="Arial" w:eastAsia="Arial" w:hAnsi="Arial" w:cs="Arial"/>
           <w:sz w:val="24"/>
           <w:szCs w:val="24"/>
         </w:rPr>
@@ -2685,15 +3345,27 @@
         </w:rPr>
         <w:t xml:space="preserve">), וכן </w:t>
       </w:r>
-      <w:r>
-        <w:rPr>
-          <w:rFonts w:ascii="Arial" w:eastAsia="Arial" w:hAnsi="Arial" w:cs="Arial"/>
-          <w:sz w:val="24"/>
-          <w:szCs w:val="24"/>
-          <w:rtl/>
-        </w:rPr>
-        <w:t xml:space="preserve">בתיקייית התרגיל ב </w:t>
-      </w:r>
+      <w:proofErr w:type="spellStart"/>
+      <w:r>
+        <w:rPr>
+          <w:rFonts w:ascii="Arial" w:eastAsia="Arial" w:hAnsi="Arial" w:cs="Arial"/>
+          <w:sz w:val="24"/>
+          <w:szCs w:val="24"/>
+          <w:rtl/>
+        </w:rPr>
+        <w:t>בתיקייית</w:t>
+      </w:r>
+      <w:proofErr w:type="spellEnd"/>
+      <w:r>
+        <w:rPr>
+          <w:rFonts w:ascii="Arial" w:eastAsia="Arial" w:hAnsi="Arial" w:cs="Arial"/>
+          <w:sz w:val="24"/>
+          <w:szCs w:val="24"/>
+          <w:rtl/>
+        </w:rPr>
+        <w:t xml:space="preserve"> התרגיל ב </w:t>
+      </w:r>
+      <w:proofErr w:type="spellStart"/>
       <w:r>
         <w:rPr>
           <w:rFonts w:ascii="Arial" w:eastAsia="Arial" w:hAnsi="Arial" w:cs="Arial"/>
@@ -2702,6 +3374,7 @@
         </w:rPr>
         <w:t>moodle</w:t>
       </w:r>
+      <w:proofErr w:type="spellEnd"/>
     </w:p>
     <w:p>
       <w:pPr>
@@ -2826,7 +3499,7 @@
 </file>
 
 <file path=word/endnotes.xml><?xml version="1.0" encoding="utf-8"?>
-<w:endnotes xmlns:wpc="http://schemas.microsoft.com/office/word/2010/wordprocessingCanvas" xmlns:cx="http://schemas.microsoft.com/office/drawing/2014/chartex" xmlns:cx1="http://schemas.microsoft.com/office/drawing/2015/9/8/chartex" xmlns:cx2="http://schemas.microsoft.com/office/drawing/2015/10/21/chartex" xmlns:cx3="http://schemas.microsoft.com/office/drawing/2016/5/9/chartex" xmlns:cx4="http://schemas.microsoft.com/office/drawing/2016/5/10/chartex" xmlns:cx5="http://schemas.microsoft.com/office/drawing/2016/5/11/chartex" xmlns:cx6="http://schemas.microsoft.com/office/drawing/2016/5/12/chartex" xmlns:cx7="http://schemas.microsoft.com/office/drawing/2016/5/13/chartex" xmlns:cx8="http://schemas.microsoft.com/office/drawing/2016/5/14/chartex" xmlns:mc="http://schemas.openxmlformats.org/markup-compatibility/2006" xmlns:aink="http://schemas.microsoft.com/office/drawing/2016/ink" xmlns:am3d="http://schemas.microsoft.com/office/drawing/2017/model3d" xmlns:o="urn:schemas-microsoft-com:office:office" xmlns:oel="http://schemas.microsoft.com/office/2019/extlst" xmlns:r="http://schemas.openxmlformats.org/officeDocument/2006/relationships" xmlns:m="http://schemas.openxmlformats.org/officeDocument/2006/math" xmlns:v="urn:schemas-microsoft-com:vml" xmlns:wp14="http://schemas.microsoft.com/office/word/2010/wordprocessingDrawing" xmlns:wp="http://schemas.openxmlformats.org/drawingml/2006/wordprocessingDrawing" xmlns:w10="urn:schemas-microsoft-com:office:word" xmlns:w="http://schemas.openxmlformats.org/wordprocessingml/2006/main" xmlns:w14="http://schemas.microsoft.com/office/word/2010/wordml" xmlns:w15="http://schemas.microsoft.com/office/word/2012/wordml" xmlns:w16cex="http://schemas.microsoft.com/office/word/2018/wordml/cex" xmlns:w16cid="http://schemas.microsoft.com/office/word/2016/wordml/cid" xmlns:w16="http://schemas.microsoft.com/office/word/2018/wordml" xmlns:w16sdtdh="http://schemas.microsoft.com/office/word/2020/wordml/sdtdatahash" xmlns:w16se="http://schemas.microsoft.com/office/word/2015/wordml/symex" xmlns:wpg="http://schemas.microsoft.com/office/word/2010/wordprocessingGroup" xmlns:wpi="http://schemas.microsoft.com/office/word/2010/wordprocessingInk" xmlns:wne="http://schemas.microsoft.com/office/word/2006/wordml" xmlns:wps="http://schemas.microsoft.com/office/word/2010/wordprocessingShape" mc:Ignorable="w14 w15 w16se w16cid w16 w16cex w16sdtdh wp14">
+<w:endnotes xmlns:wpc="http://schemas.microsoft.com/office/word/2010/wordprocessingCanvas" xmlns:cx="http://schemas.microsoft.com/office/drawing/2014/chartex" xmlns:cx1="http://schemas.microsoft.com/office/drawing/2015/9/8/chartex" xmlns:cx2="http://schemas.microsoft.com/office/drawing/2015/10/21/chartex" xmlns:cx3="http://schemas.microsoft.com/office/drawing/2016/5/9/chartex" xmlns:cx4="http://schemas.microsoft.com/office/drawing/2016/5/10/chartex" xmlns:cx5="http://schemas.microsoft.com/office/drawing/2016/5/11/chartex" xmlns:cx6="http://schemas.microsoft.com/office/drawing/2016/5/12/chartex" xmlns:cx7="http://schemas.microsoft.com/office/drawing/2016/5/13/chartex" xmlns:cx8="http://schemas.microsoft.com/office/drawing/2016/5/14/chartex" xmlns:mc="http://schemas.openxmlformats.org/markup-compatibility/2006" xmlns:aink="http://schemas.microsoft.com/office/drawing/2016/ink" xmlns:am3d="http://schemas.microsoft.com/office/drawing/2017/model3d" xmlns:o="urn:schemas-microsoft-com:office:office" xmlns:oel="http://schemas.microsoft.com/office/2019/extlst" xmlns:r="http://schemas.openxmlformats.org/officeDocument/2006/relationships" xmlns:m="http://schemas.openxmlformats.org/officeDocument/2006/math" xmlns:v="urn:schemas-microsoft-com:vml" xmlns:wp14="http://schemas.microsoft.com/office/word/2010/wordprocessingDrawing" xmlns:wp="http://schemas.openxmlformats.org/drawingml/2006/wordprocessingDrawing" xmlns:w10="urn:schemas-microsoft-com:office:word" xmlns:w="http://schemas.openxmlformats.org/wordprocessingml/2006/main" xmlns:w14="http://schemas.microsoft.com/office/word/2010/wordml" xmlns:w15="http://schemas.microsoft.com/office/word/2012/wordml" xmlns:w16cex="http://schemas.microsoft.com/office/word/2018/wordml/cex" xmlns:w16cid="http://schemas.microsoft.com/office/word/2016/wordml/cid" xmlns:w16="http://schemas.microsoft.com/office/word/2018/wordml" xmlns:w16du="http://schemas.microsoft.com/office/word/2023/wordml/word16du" xmlns:w16sdtdh="http://schemas.microsoft.com/office/word/2020/wordml/sdtdatahash" xmlns:w16sdtfl="http://schemas.microsoft.com/office/word/2024/wordml/sdtformatlock" xmlns:w16se="http://schemas.microsoft.com/office/word/2015/wordml/symex" xmlns:wpg="http://schemas.microsoft.com/office/word/2010/wordprocessingGroup" xmlns:wpi="http://schemas.microsoft.com/office/word/2010/wordprocessingInk" xmlns:wne="http://schemas.microsoft.com/office/word/2006/wordml" xmlns:wps="http://schemas.microsoft.com/office/word/2010/wordprocessingShape" mc:Ignorable="w14 w15 w16se w16cid w16 w16cex w16sdtdh w16sdtfl w16du wp14">
   <w:endnote w:type="separator" w:id="-1">
     <w:p>
       <w:pPr>
@@ -2851,7 +3524,7 @@
 </file>
 
 <file path=word/footnotes.xml><?xml version="1.0" encoding="utf-8"?>
-<w:footnotes xmlns:wpc="http://schemas.microsoft.com/office/word/2010/wordprocessingCanvas" xmlns:cx="http://schemas.microsoft.com/office/drawing/2014/chartex" xmlns:cx1="http://schemas.microsoft.com/office/drawing/2015/9/8/chartex" xmlns:cx2="http://schemas.microsoft.com/office/drawing/2015/10/21/chartex" xmlns:cx3="http://schemas.microsoft.com/office/drawing/2016/5/9/chartex" xmlns:cx4="http://schemas.microsoft.com/office/drawing/2016/5/10/chartex" xmlns:cx5="http://schemas.microsoft.com/office/drawing/2016/5/11/chartex" xmlns:cx6="http://schemas.microsoft.com/office/drawing/2016/5/12/chartex" xmlns:cx7="http://schemas.microsoft.com/office/drawing/2016/5/13/chartex" xmlns:cx8="http://schemas.microsoft.com/office/drawing/2016/5/14/chartex" xmlns:mc="http://schemas.openxmlformats.org/markup-compatibility/2006" xmlns:aink="http://schemas.microsoft.com/office/drawing/2016/ink" xmlns:am3d="http://schemas.microsoft.com/office/drawing/2017/model3d" xmlns:o="urn:schemas-microsoft-com:office:office" xmlns:oel="http://schemas.microsoft.com/office/2019/extlst" xmlns:r="http://schemas.openxmlformats.org/officeDocument/2006/relationships" xmlns:m="http://schemas.openxmlformats.org/officeDocument/2006/math" xmlns:v="urn:schemas-microsoft-com:vml" xmlns:wp14="http://schemas.microsoft.com/office/word/2010/wordprocessingDrawing" xmlns:wp="http://schemas.openxmlformats.org/drawingml/2006/wordprocessingDrawing" xmlns:w10="urn:schemas-microsoft-com:office:word" xmlns:w="http://schemas.openxmlformats.org/wordprocessingml/2006/main" xmlns:w14="http://schemas.microsoft.com/office/word/2010/wordml" xmlns:w15="http://schemas.microsoft.com/office/word/2012/wordml" xmlns:w16cex="http://schemas.microsoft.com/office/word/2018/wordml/cex" xmlns:w16cid="http://schemas.microsoft.com/office/word/2016/wordml/cid" xmlns:w16="http://schemas.microsoft.com/office/word/2018/wordml" xmlns:w16sdtdh="http://schemas.microsoft.com/office/word/2020/wordml/sdtdatahash" xmlns:w16se="http://schemas.microsoft.com/office/word/2015/wordml/symex" xmlns:wpg="http://schemas.microsoft.com/office/word/2010/wordprocessingGroup" xmlns:wpi="http://schemas.microsoft.com/office/word/2010/wordprocessingInk" xmlns:wne="http://schemas.microsoft.com/office/word/2006/wordml" xmlns:wps="http://schemas.microsoft.com/office/word/2010/wordprocessingShape" mc:Ignorable="w14 w15 w16se w16cid w16 w16cex w16sdtdh wp14">
+<w:footnotes xmlns:wpc="http://schemas.microsoft.com/office/word/2010/wordprocessingCanvas" xmlns:cx="http://schemas.microsoft.com/office/drawing/2014/chartex" xmlns:cx1="http://schemas.microsoft.com/office/drawing/2015/9/8/chartex" xmlns:cx2="http://schemas.microsoft.com/office/drawing/2015/10/21/chartex" xmlns:cx3="http://schemas.microsoft.com/office/drawing/2016/5/9/chartex" xmlns:cx4="http://schemas.microsoft.com/office/drawing/2016/5/10/chartex" xmlns:cx5="http://schemas.microsoft.com/office/drawing/2016/5/11/chartex" xmlns:cx6="http://schemas.microsoft.com/office/drawing/2016/5/12/chartex" xmlns:cx7="http://schemas.microsoft.com/office/drawing/2016/5/13/chartex" xmlns:cx8="http://schemas.microsoft.com/office/drawing/2016/5/14/chartex" xmlns:mc="http://schemas.openxmlformats.org/markup-compatibility/2006" xmlns:aink="http://schemas.microsoft.com/office/drawing/2016/ink" xmlns:am3d="http://schemas.microsoft.com/office/drawing/2017/model3d" xmlns:o="urn:schemas-microsoft-com:office:office" xmlns:oel="http://schemas.microsoft.com/office/2019/extlst" xmlns:r="http://schemas.openxmlformats.org/officeDocument/2006/relationships" xmlns:m="http://schemas.openxmlformats.org/officeDocument/2006/math" xmlns:v="urn:schemas-microsoft-com:vml" xmlns:wp14="http://schemas.microsoft.com/office/word/2010/wordprocessingDrawing" xmlns:wp="http://schemas.openxmlformats.org/drawingml/2006/wordprocessingDrawing" xmlns:w10="urn:schemas-microsoft-com:office:word" xmlns:w="http://schemas.openxmlformats.org/wordprocessingml/2006/main" xmlns:w14="http://schemas.microsoft.com/office/word/2010/wordml" xmlns:w15="http://schemas.microsoft.com/office/word/2012/wordml" xmlns:w16cex="http://schemas.microsoft.com/office/word/2018/wordml/cex" xmlns:w16cid="http://schemas.microsoft.com/office/word/2016/wordml/cid" xmlns:w16="http://schemas.microsoft.com/office/word/2018/wordml" xmlns:w16du="http://schemas.microsoft.com/office/word/2023/wordml/word16du" xmlns:w16sdtdh="http://schemas.microsoft.com/office/word/2020/wordml/sdtdatahash" xmlns:w16sdtfl="http://schemas.microsoft.com/office/word/2024/wordml/sdtformatlock" xmlns:w16se="http://schemas.microsoft.com/office/word/2015/wordml/symex" xmlns:wpg="http://schemas.microsoft.com/office/word/2010/wordprocessingGroup" xmlns:wpi="http://schemas.microsoft.com/office/word/2010/wordprocessingInk" xmlns:wne="http://schemas.microsoft.com/office/word/2006/wordml" xmlns:wps="http://schemas.microsoft.com/office/word/2010/wordprocessingShape" mc:Ignorable="w14 w15 w16se w16cid w16 w16cex w16sdtdh w16sdtfl w16du wp14">
   <w:footnote w:type="separator" w:id="-1">
     <w:p>
       <w:pPr>
@@ -2876,7 +3549,7 @@
 </file>
 
 <file path=word/header1.xml><?xml version="1.0" encoding="utf-8"?>
-<w:hdr xmlns:wpc="http://schemas.microsoft.com/office/word/2010/wordprocessingCanvas" xmlns:cx="http://schemas.microsoft.com/office/drawing/2014/chartex" xmlns:cx1="http://schemas.microsoft.com/office/drawing/2015/9/8/chartex" xmlns:cx2="http://schemas.microsoft.com/office/drawing/2015/10/21/chartex" xmlns:cx3="http://schemas.microsoft.com/office/drawing/2016/5/9/chartex" xmlns:cx4="http://schemas.microsoft.com/office/drawing/2016/5/10/chartex" xmlns:cx5="http://schemas.microsoft.com/office/drawing/2016/5/11/chartex" xmlns:cx6="http://schemas.microsoft.com/office/drawing/2016/5/12/chartex" xmlns:cx7="http://schemas.microsoft.com/office/drawing/2016/5/13/chartex" xmlns:cx8="http://schemas.microsoft.com/office/drawing/2016/5/14/chartex" xmlns:mc="http://schemas.openxmlformats.org/markup-compatibility/2006" xmlns:aink="http://schemas.microsoft.com/office/drawing/2016/ink" xmlns:am3d="http://schemas.microsoft.com/office/drawing/2017/model3d" xmlns:o="urn:schemas-microsoft-com:office:office" xmlns:oel="http://schemas.microsoft.com/office/2019/extlst" xmlns:r="http://schemas.openxmlformats.org/officeDocument/2006/relationships" xmlns:m="http://schemas.openxmlformats.org/officeDocument/2006/math" xmlns:v="urn:schemas-microsoft-com:vml" xmlns:wp14="http://schemas.microsoft.com/office/word/2010/wordprocessingDrawing" xmlns:wp="http://schemas.openxmlformats.org/drawingml/2006/wordprocessingDrawing" xmlns:w10="urn:schemas-microsoft-com:office:word" xmlns:w="http://schemas.openxmlformats.org/wordprocessingml/2006/main" xmlns:w14="http://schemas.microsoft.com/office/word/2010/wordml" xmlns:w15="http://schemas.microsoft.com/office/word/2012/wordml" xmlns:w16cex="http://schemas.microsoft.com/office/word/2018/wordml/cex" xmlns:w16cid="http://schemas.microsoft.com/office/word/2016/wordml/cid" xmlns:w16="http://schemas.microsoft.com/office/word/2018/wordml" xmlns:w16sdtdh="http://schemas.microsoft.com/office/word/2020/wordml/sdtdatahash" xmlns:w16se="http://schemas.microsoft.com/office/word/2015/wordml/symex" xmlns:wpg="http://schemas.microsoft.com/office/word/2010/wordprocessingGroup" xmlns:wpi="http://schemas.microsoft.com/office/word/2010/wordprocessingInk" xmlns:wne="http://schemas.microsoft.com/office/word/2006/wordml" xmlns:wps="http://schemas.microsoft.com/office/word/2010/wordprocessingShape" mc:Ignorable="w14 w15 w16se w16cid w16 w16cex w16sdtdh wp14">
+<w:hdr xmlns:wpc="http://schemas.microsoft.com/office/word/2010/wordprocessingCanvas" xmlns:cx="http://schemas.microsoft.com/office/drawing/2014/chartex" xmlns:cx1="http://schemas.microsoft.com/office/drawing/2015/9/8/chartex" xmlns:cx2="http://schemas.microsoft.com/office/drawing/2015/10/21/chartex" xmlns:cx3="http://schemas.microsoft.com/office/drawing/2016/5/9/chartex" xmlns:cx4="http://schemas.microsoft.com/office/drawing/2016/5/10/chartex" xmlns:cx5="http://schemas.microsoft.com/office/drawing/2016/5/11/chartex" xmlns:cx6="http://schemas.microsoft.com/office/drawing/2016/5/12/chartex" xmlns:cx7="http://schemas.microsoft.com/office/drawing/2016/5/13/chartex" xmlns:cx8="http://schemas.microsoft.com/office/drawing/2016/5/14/chartex" xmlns:mc="http://schemas.openxmlformats.org/markup-compatibility/2006" xmlns:aink="http://schemas.microsoft.com/office/drawing/2016/ink" xmlns:am3d="http://schemas.microsoft.com/office/drawing/2017/model3d" xmlns:o="urn:schemas-microsoft-com:office:office" xmlns:oel="http://schemas.microsoft.com/office/2019/extlst" xmlns:r="http://schemas.openxmlformats.org/officeDocument/2006/relationships" xmlns:m="http://schemas.openxmlformats.org/officeDocument/2006/math" xmlns:v="urn:schemas-microsoft-com:vml" xmlns:wp14="http://schemas.microsoft.com/office/word/2010/wordprocessingDrawing" xmlns:wp="http://schemas.openxmlformats.org/drawingml/2006/wordprocessingDrawing" xmlns:w10="urn:schemas-microsoft-com:office:word" xmlns:w="http://schemas.openxmlformats.org/wordprocessingml/2006/main" xmlns:w14="http://schemas.microsoft.com/office/word/2010/wordml" xmlns:w15="http://schemas.microsoft.com/office/word/2012/wordml" xmlns:w16cex="http://schemas.microsoft.com/office/word/2018/wordml/cex" xmlns:w16cid="http://schemas.microsoft.com/office/word/2016/wordml/cid" xmlns:w16="http://schemas.microsoft.com/office/word/2018/wordml" xmlns:w16du="http://schemas.microsoft.com/office/word/2023/wordml/word16du" xmlns:w16sdtdh="http://schemas.microsoft.com/office/word/2020/wordml/sdtdatahash" xmlns:w16sdtfl="http://schemas.microsoft.com/office/word/2024/wordml/sdtformatlock" xmlns:w16se="http://schemas.microsoft.com/office/word/2015/wordml/symex" xmlns:wpg="http://schemas.microsoft.com/office/word/2010/wordprocessingGroup" xmlns:wpi="http://schemas.microsoft.com/office/word/2010/wordprocessingInk" xmlns:wne="http://schemas.microsoft.com/office/word/2006/wordml" xmlns:wps="http://schemas.microsoft.com/office/word/2010/wordprocessingShape" mc:Ignorable="w14 w15 w16se w16cid w16 w16cex w16sdtdh w16sdtfl w16du wp14">
   <w:p>
     <w:pPr>
       <w:pBdr>
@@ -2906,7 +3579,29 @@
         <w:szCs w:val="24"/>
         <w:rtl/>
       </w:rPr>
-      <w:t xml:space="preserve">המכללה האקדמית להנדסה בראודה      </w:t>
+      <w:t xml:space="preserve">המכללה האקדמית להנדסה </w:t>
+    </w:r>
+    <w:proofErr w:type="spellStart"/>
+    <w:r>
+      <w:rPr>
+        <w:b/>
+        <w:color w:val="000000"/>
+        <w:sz w:val="24"/>
+        <w:szCs w:val="24"/>
+        <w:rtl/>
+      </w:rPr>
+      <w:t>בראודה</w:t>
+    </w:r>
+    <w:proofErr w:type="spellEnd"/>
+    <w:r>
+      <w:rPr>
+        <w:b/>
+        <w:color w:val="000000"/>
+        <w:sz w:val="24"/>
+        <w:szCs w:val="24"/>
+        <w:rtl/>
+      </w:rPr>
+      <w:t xml:space="preserve">      </w:t>
     </w:r>
   </w:p>
   <w:p>
@@ -3028,7 +3723,7 @@
 </file>
 
 <file path=word/numbering.xml><?xml version="1.0" encoding="utf-8"?>
-<w:numbering xmlns:wpc="http://schemas.microsoft.com/office/word/2010/wordprocessingCanvas" xmlns:cx="http://schemas.microsoft.com/office/drawing/2014/chartex" xmlns:cx1="http://schemas.microsoft.com/office/drawing/2015/9/8/chartex" xmlns:cx2="http://schemas.microsoft.com/office/drawing/2015/10/21/chartex" xmlns:cx3="http://schemas.microsoft.com/office/drawing/2016/5/9/chartex" xmlns:cx4="http://schemas.microsoft.com/office/drawing/2016/5/10/chartex" xmlns:cx5="http://schemas.microsoft.com/office/drawing/2016/5/11/chartex" xmlns:cx6="http://schemas.microsoft.com/office/drawing/2016/5/12/chartex" xmlns:cx7="http://schemas.microsoft.com/office/drawing/2016/5/13/chartex" xmlns:cx8="http://schemas.microsoft.com/office/drawing/2016/5/14/chartex" xmlns:mc="http://schemas.openxmlformats.org/markup-compatibility/2006" xmlns:aink="http://schemas.microsoft.com/office/drawing/2016/ink" xmlns:am3d="http://schemas.microsoft.com/office/drawing/2017/model3d" xmlns:o="urn:schemas-microsoft-com:office:office" xmlns:oel="http://schemas.microsoft.com/office/2019/extlst" xmlns:r="http://schemas.openxmlformats.org/officeDocument/2006/relationships" xmlns:m="http://schemas.openxmlformats.org/officeDocument/2006/math" xmlns:v="urn:schemas-microsoft-com:vml" xmlns:wp14="http://schemas.microsoft.com/office/word/2010/wordprocessingDrawing" xmlns:wp="http://schemas.openxmlformats.org/drawingml/2006/wordprocessingDrawing" xmlns:w10="urn:schemas-microsoft-com:office:word" xmlns:w="http://schemas.openxmlformats.org/wordprocessingml/2006/main" xmlns:w14="http://schemas.microsoft.com/office/word/2010/wordml" xmlns:w15="http://schemas.microsoft.com/office/word/2012/wordml" xmlns:w16cex="http://schemas.microsoft.com/office/word/2018/wordml/cex" xmlns:w16cid="http://schemas.microsoft.com/office/word/2016/wordml/cid" xmlns:w16="http://schemas.microsoft.com/office/word/2018/wordml" xmlns:w16sdtdh="http://schemas.microsoft.com/office/word/2020/wordml/sdtdatahash" xmlns:w16se="http://schemas.microsoft.com/office/word/2015/wordml/symex" xmlns:wpg="http://schemas.microsoft.com/office/word/2010/wordprocessingGroup" xmlns:wpi="http://schemas.microsoft.com/office/word/2010/wordprocessingInk" xmlns:wne="http://schemas.microsoft.com/office/word/2006/wordml" xmlns:wps="http://schemas.microsoft.com/office/word/2010/wordprocessingShape" mc:Ignorable="w14 w15 w16se w16cid w16 w16cex w16sdtdh wp14">
+<w:numbering xmlns:wpc="http://schemas.microsoft.com/office/word/2010/wordprocessingCanvas" xmlns:cx="http://schemas.microsoft.com/office/drawing/2014/chartex" xmlns:cx1="http://schemas.microsoft.com/office/drawing/2015/9/8/chartex" xmlns:cx2="http://schemas.microsoft.com/office/drawing/2015/10/21/chartex" xmlns:cx3="http://schemas.microsoft.com/office/drawing/2016/5/9/chartex" xmlns:cx4="http://schemas.microsoft.com/office/drawing/2016/5/10/chartex" xmlns:cx5="http://schemas.microsoft.com/office/drawing/2016/5/11/chartex" xmlns:cx6="http://schemas.microsoft.com/office/drawing/2016/5/12/chartex" xmlns:cx7="http://schemas.microsoft.com/office/drawing/2016/5/13/chartex" xmlns:cx8="http://schemas.microsoft.com/office/drawing/2016/5/14/chartex" xmlns:mc="http://schemas.openxmlformats.org/markup-compatibility/2006" xmlns:aink="http://schemas.microsoft.com/office/drawing/2016/ink" xmlns:am3d="http://schemas.microsoft.com/office/drawing/2017/model3d" xmlns:o="urn:schemas-microsoft-com:office:office" xmlns:oel="http://schemas.microsoft.com/office/2019/extlst" xmlns:r="http://schemas.openxmlformats.org/officeDocument/2006/relationships" xmlns:m="http://schemas.openxmlformats.org/officeDocument/2006/math" xmlns:v="urn:schemas-microsoft-com:vml" xmlns:wp14="http://schemas.microsoft.com/office/word/2010/wordprocessingDrawing" xmlns:wp="http://schemas.openxmlformats.org/drawingml/2006/wordprocessingDrawing" xmlns:w10="urn:schemas-microsoft-com:office:word" xmlns:w="http://schemas.openxmlformats.org/wordprocessingml/2006/main" xmlns:w14="http://schemas.microsoft.com/office/word/2010/wordml" xmlns:w15="http://schemas.microsoft.com/office/word/2012/wordml" xmlns:w16cex="http://schemas.microsoft.com/office/word/2018/wordml/cex" xmlns:w16cid="http://schemas.microsoft.com/office/word/2016/wordml/cid" xmlns:w16="http://schemas.microsoft.com/office/word/2018/wordml" xmlns:w16du="http://schemas.microsoft.com/office/word/2023/wordml/word16du" xmlns:w16sdtdh="http://schemas.microsoft.com/office/word/2020/wordml/sdtdatahash" xmlns:w16sdtfl="http://schemas.microsoft.com/office/word/2024/wordml/sdtformatlock" xmlns:w16se="http://schemas.microsoft.com/office/word/2015/wordml/symex" xmlns:wpg="http://schemas.microsoft.com/office/word/2010/wordprocessingGroup" xmlns:wpi="http://schemas.microsoft.com/office/word/2010/wordprocessingInk" xmlns:wne="http://schemas.microsoft.com/office/word/2006/wordml" xmlns:wps="http://schemas.microsoft.com/office/word/2010/wordprocessingShape" mc:Ignorable="w14 w15 w16se w16cid w16 w16cex w16sdtdh w16sdtfl w16du wp14">
   <w:abstractNum w:abstractNumId="0" w15:restartNumberingAfterBreak="0">
     <w:nsid w:val="0FC82DE7"/>
     <w:multiLevelType w:val="multilevel"/>
@@ -3326,7 +4021,7 @@
 </file>
 
 <file path=word/styles.xml><?xml version="1.0" encoding="utf-8"?>
-<w:styles xmlns:mc="http://schemas.openxmlformats.org/markup-compatibility/2006" xmlns:r="http://schemas.openxmlformats.org/officeDocument/2006/relationships" xmlns:w="http://schemas.openxmlformats.org/wordprocessingml/2006/main" xmlns:w14="http://schemas.microsoft.com/office/word/2010/wordml" xmlns:w15="http://schemas.microsoft.com/office/word/2012/wordml" xmlns:w16cex="http://schemas.microsoft.com/office/word/2018/wordml/cex" xmlns:w16cid="http://schemas.microsoft.com/office/word/2016/wordml/cid" xmlns:w16="http://schemas.microsoft.com/office/word/2018/wordml" xmlns:w16sdtdh="http://schemas.microsoft.com/office/word/2020/wordml/sdtdatahash" xmlns:w16se="http://schemas.microsoft.com/office/word/2015/wordml/symex" mc:Ignorable="w14 w15 w16se w16cid w16 w16cex w16sdtdh">
+<w:styles xmlns:mc="http://schemas.openxmlformats.org/markup-compatibility/2006" xmlns:r="http://schemas.openxmlformats.org/officeDocument/2006/relationships" xmlns:w="http://schemas.openxmlformats.org/wordprocessingml/2006/main" xmlns:w14="http://schemas.microsoft.com/office/word/2010/wordml" xmlns:w15="http://schemas.microsoft.com/office/word/2012/wordml" xmlns:w16cex="http://schemas.microsoft.com/office/word/2018/wordml/cex" xmlns:w16cid="http://schemas.microsoft.com/office/word/2016/wordml/cid" xmlns:w16="http://schemas.microsoft.com/office/word/2018/wordml" xmlns:w16du="http://schemas.microsoft.com/office/word/2023/wordml/word16du" xmlns:w16sdtdh="http://schemas.microsoft.com/office/word/2020/wordml/sdtdatahash" xmlns:w16sdtfl="http://schemas.microsoft.com/office/word/2024/wordml/sdtformatlock" xmlns:w16se="http://schemas.microsoft.com/office/word/2015/wordml/symex" mc:Ignorable="w14 w15 w16se w16cid w16 w16cex w16sdtdh w16sdtfl w16du">
   <w:docDefaults>
     <w:rPrDefault>
       <w:rPr>
